--- a/01-foundations/notes/02_L4-L8_注意力替代_MoE_GPU系统_Triton.docx
+++ b/01-foundations/notes/02_L4-L8_注意力替代_MoE_GPU系统_Triton.docx
@@ -50,6 +50,7 @@
     </w:p>
     <w:p>
       <w:pPr>
+        <w:pStyle w:val="Heading2"/>
         <w:spacing w:before="200" w:after="80"/>
       </w:pPr>
       <w:r>
@@ -127,6 +128,7 @@
     </w:p>
     <w:p>
       <w:pPr>
+        <w:pStyle w:val="Heading3"/>
         <w:spacing w:before="120" w:after="80"/>
       </w:pPr>
       <w:r>
@@ -266,6 +268,7 @@
     </w:p>
     <w:p>
       <w:pPr>
+        <w:pStyle w:val="Heading2"/>
         <w:spacing w:before="200" w:after="80"/>
       </w:pPr>
       <w:r>
@@ -281,6 +284,7 @@
     </w:p>
     <w:p>
       <w:pPr>
+        <w:pStyle w:val="Heading3"/>
         <w:spacing w:before="120" w:after="80"/>
       </w:pPr>
       <w:r>
@@ -577,6 +581,7 @@
     </w:p>
     <w:p>
       <w:pPr>
+        <w:pStyle w:val="Heading3"/>
         <w:spacing w:before="120" w:after="80"/>
       </w:pPr>
       <w:r>
@@ -592,6 +597,7 @@
     </w:p>
     <w:p>
       <w:pPr>
+        <w:pStyle w:val="Heading4"/>
         <w:spacing w:before="120" w:after="80"/>
       </w:pPr>
       <w:r>
@@ -599,6 +605,7 @@
           <w:rFonts w:ascii="Times New Roman" w:hAnsi="Times New Roman" w:eastAsia="微软雅黑"/>
           <w:b/>
           <w:i w:val="0"/>
+          <w:color w:val="1F3964"/>
           <w:sz w:val="24"/>
         </w:rPr>
         <w:t>4.1.1 核心思想：换个计算顺序</w:t>
@@ -876,6 +883,7 @@
     </w:p>
     <w:p>
       <w:pPr>
+        <w:pStyle w:val="Heading4"/>
         <w:spacing w:before="120" w:after="80"/>
       </w:pPr>
       <w:r>
@@ -883,6 +891,7 @@
           <w:rFonts w:ascii="Times New Roman" w:hAnsi="Times New Roman" w:eastAsia="微软雅黑"/>
           <w:b/>
           <w:i w:val="0"/>
+          <w:color w:val="1F3964"/>
           <w:sz w:val="24"/>
         </w:rPr>
         <w:t>4.1.2 但是……softmax 怎么办？</w:t>
@@ -1031,6 +1040,7 @@
     </w:p>
     <w:p>
       <w:pPr>
+        <w:pStyle w:val="Heading4"/>
         <w:spacing w:before="120" w:after="80"/>
       </w:pPr>
       <w:r>
@@ -1038,6 +1048,7 @@
           <w:rFonts w:ascii="Times New Roman" w:hAnsi="Times New Roman" w:eastAsia="微软雅黑"/>
           <w:b/>
           <w:i w:val="0"/>
+          <w:color w:val="1F3964"/>
           <w:sz w:val="24"/>
         </w:rPr>
         <w:t>4.1.3 线性注意力的"隐藏技能"：RNN 形式</w:t>
@@ -1315,6 +1326,7 @@
     </w:p>
     <w:p>
       <w:pPr>
+        <w:pStyle w:val="Heading3"/>
         <w:spacing w:before="120" w:after="80"/>
       </w:pPr>
       <w:r>
@@ -1372,6 +1384,7 @@
     </w:p>
     <w:p>
       <w:pPr>
+        <w:pStyle w:val="Heading4"/>
         <w:spacing w:before="120" w:after="80"/>
       </w:pPr>
       <w:r>
@@ -1379,6 +1392,7 @@
           <w:rFonts w:ascii="Times New Roman" w:hAnsi="Times New Roman" w:eastAsia="微软雅黑"/>
           <w:b/>
           <w:i w:val="0"/>
+          <w:color w:val="1F3964"/>
           <w:sz w:val="24"/>
         </w:rPr>
         <w:t>4.2.1 Mamba-2：加个门控</w:t>
@@ -1670,6 +1684,7 @@
     </w:p>
     <w:p>
       <w:pPr>
+        <w:pStyle w:val="Heading4"/>
         <w:spacing w:before="120" w:after="80"/>
       </w:pPr>
       <w:r>
@@ -1677,6 +1692,7 @@
           <w:rFonts w:ascii="Times New Roman" w:hAnsi="Times New Roman" w:eastAsia="微软雅黑"/>
           <w:b/>
           <w:i w:val="0"/>
+          <w:color w:val="1F3964"/>
           <w:sz w:val="24"/>
         </w:rPr>
         <w:t>4.2.2 Gated Delta Net：更进一步的门控</w:t>
@@ -1936,6 +1952,7 @@
     </w:p>
     <w:p>
       <w:pPr>
+        <w:pStyle w:val="Heading4"/>
         <w:spacing w:before="120" w:after="80"/>
       </w:pPr>
       <w:r>
@@ -1943,6 +1960,7 @@
           <w:rFonts w:ascii="Times New Roman" w:hAnsi="Times New Roman" w:eastAsia="微软雅黑"/>
           <w:b/>
           <w:i w:val="0"/>
+          <w:color w:val="1F3964"/>
           <w:sz w:val="24"/>
         </w:rPr>
         <w:t>4.2.3 混合架构：线性 + 标准注意力</w:t>
@@ -2196,6 +2214,7 @@
     </w:p>
     <w:p>
       <w:pPr>
+        <w:pStyle w:val="Heading3"/>
         <w:spacing w:before="120" w:after="80"/>
       </w:pPr>
       <w:r>
@@ -2271,6 +2290,7 @@
     </w:p>
     <w:p>
       <w:pPr>
+        <w:pStyle w:val="Heading4"/>
         <w:spacing w:before="120" w:after="80"/>
       </w:pPr>
       <w:r>
@@ -2278,6 +2298,7 @@
           <w:rFonts w:ascii="Times New Roman" w:hAnsi="Times New Roman" w:eastAsia="微软雅黑"/>
           <w:b/>
           <w:i w:val="0"/>
+          <w:color w:val="1F3964"/>
           <w:sz w:val="24"/>
         </w:rPr>
         <w:t>4.3.1 滑动窗口注意力</w:t>
@@ -2459,6 +2480,7 @@
     </w:p>
     <w:p>
       <w:pPr>
+        <w:pStyle w:val="Heading4"/>
         <w:spacing w:before="120" w:after="80"/>
       </w:pPr>
       <w:r>
@@ -2466,6 +2488,7 @@
           <w:rFonts w:ascii="Times New Roman" w:hAnsi="Times New Roman" w:eastAsia="微软雅黑"/>
           <w:b/>
           <w:i w:val="0"/>
+          <w:color w:val="1F3964"/>
           <w:sz w:val="24"/>
         </w:rPr>
         <w:t>4.3.2 DeepSeek Sparse Attention（DSA）</w:t>
@@ -2677,6 +2700,7 @@
     </w:p>
     <w:p>
       <w:pPr>
+        <w:pStyle w:val="Heading3"/>
         <w:spacing w:before="120" w:after="80"/>
       </w:pPr>
       <w:r>
@@ -2738,6 +2762,7 @@
     </w:p>
     <w:p>
       <w:pPr>
+        <w:pStyle w:val="Heading4"/>
         <w:spacing w:before="120" w:after="80"/>
       </w:pPr>
       <w:r>
@@ -2745,6 +2770,7 @@
           <w:rFonts w:ascii="Times New Roman" w:hAnsi="Times New Roman" w:eastAsia="微软雅黑"/>
           <w:b/>
           <w:i w:val="0"/>
+          <w:color w:val="1F3964"/>
           <w:sz w:val="24"/>
         </w:rPr>
         <w:t>4.4.1 什么是 MoE？</w:t>
@@ -2992,6 +3018,7 @@
     </w:p>
     <w:p>
       <w:pPr>
+        <w:pStyle w:val="Heading4"/>
         <w:spacing w:before="120" w:after="80"/>
       </w:pPr>
       <w:r>
@@ -2999,6 +3026,7 @@
           <w:rFonts w:ascii="Times New Roman" w:hAnsi="Times New Roman" w:eastAsia="微软雅黑"/>
           <w:b/>
           <w:i w:val="0"/>
+          <w:color w:val="1F3964"/>
           <w:sz w:val="24"/>
         </w:rPr>
         <w:t>4.4.2 为什么 MoE 越来越流行？</w:t>
@@ -3426,6 +3454,7 @@
     </w:p>
     <w:p>
       <w:pPr>
+        <w:pStyle w:val="Heading3"/>
         <w:spacing w:before="120" w:after="80"/>
       </w:pPr>
       <w:r>
@@ -3478,6 +3507,7 @@
     </w:p>
     <w:p>
       <w:pPr>
+        <w:pStyle w:val="Heading4"/>
         <w:spacing w:before="120" w:after="80"/>
       </w:pPr>
       <w:r>
@@ -3485,6 +3515,7 @@
           <w:rFonts w:ascii="Times New Roman" w:hAnsi="Times New Roman" w:eastAsia="微软雅黑"/>
           <w:b/>
           <w:i w:val="0"/>
+          <w:color w:val="1F3964"/>
           <w:sz w:val="24"/>
         </w:rPr>
         <w:t>4.5.1 Top-K 路由</w:t>
@@ -3806,6 +3837,7 @@
     </w:p>
     <w:p>
       <w:pPr>
+        <w:pStyle w:val="Heading4"/>
         <w:spacing w:before="120" w:after="80"/>
       </w:pPr>
       <w:r>
@@ -3813,6 +3845,7 @@
           <w:rFonts w:ascii="Times New Roman" w:hAnsi="Times New Roman" w:eastAsia="微软雅黑"/>
           <w:b/>
           <w:i w:val="0"/>
+          <w:color w:val="1F3964"/>
           <w:sz w:val="24"/>
         </w:rPr>
         <w:t>4.5.2 共享专家</w:t>
@@ -4042,6 +4075,7 @@
     </w:p>
     <w:p>
       <w:pPr>
+        <w:pStyle w:val="Heading4"/>
         <w:spacing w:before="120" w:after="80"/>
       </w:pPr>
       <w:r>
@@ -4049,6 +4083,7 @@
           <w:rFonts w:ascii="Times New Roman" w:hAnsi="Times New Roman" w:eastAsia="微软雅黑"/>
           <w:b/>
           <w:i w:val="0"/>
+          <w:color w:val="1F3964"/>
           <w:sz w:val="24"/>
         </w:rPr>
         <w:t>4.5.3 细粒度专家</w:t>
@@ -4146,6 +4181,7 @@
     </w:p>
     <w:p>
       <w:pPr>
+        <w:pStyle w:val="Heading3"/>
         <w:spacing w:before="120" w:after="80"/>
       </w:pPr>
       <w:r>
@@ -4175,6 +4211,7 @@
     </w:p>
     <w:p>
       <w:pPr>
+        <w:pStyle w:val="Heading4"/>
         <w:spacing w:before="120" w:after="80"/>
       </w:pPr>
       <w:r>
@@ -4182,6 +4219,7 @@
           <w:rFonts w:ascii="Times New Roman" w:hAnsi="Times New Roman" w:eastAsia="微软雅黑"/>
           <w:b/>
           <w:i w:val="0"/>
+          <w:color w:val="1F3964"/>
           <w:sz w:val="24"/>
         </w:rPr>
         <w:t>4.6.1 问题一：路由不可微</w:t>
@@ -4531,6 +4569,7 @@
     </w:p>
     <w:p>
       <w:pPr>
+        <w:pStyle w:val="Heading4"/>
         <w:spacing w:before="120" w:after="80"/>
       </w:pPr>
       <w:r>
@@ -4538,6 +4577,7 @@
           <w:rFonts w:ascii="Times New Roman" w:hAnsi="Times New Roman" w:eastAsia="微软雅黑"/>
           <w:b/>
           <w:i w:val="0"/>
+          <w:color w:val="1F3964"/>
           <w:sz w:val="24"/>
         </w:rPr>
         <w:t>4.6.2 问题二：负载均衡</w:t>
@@ -4767,6 +4807,7 @@
     </w:p>
     <w:p>
       <w:pPr>
+        <w:pStyle w:val="Heading3"/>
         <w:spacing w:before="120" w:after="80"/>
       </w:pPr>
       <w:r>
@@ -4782,6 +4823,7 @@
     </w:p>
     <w:p>
       <w:pPr>
+        <w:pStyle w:val="Heading4"/>
         <w:spacing w:before="120" w:after="80"/>
       </w:pPr>
       <w:r>
@@ -4789,6 +4831,7 @@
           <w:rFonts w:ascii="Times New Roman" w:hAnsi="Times New Roman" w:eastAsia="微软雅黑"/>
           <w:b/>
           <w:i w:val="0"/>
+          <w:color w:val="1F3964"/>
           <w:sz w:val="24"/>
         </w:rPr>
         <w:t>4.7.1 稳定性问题</w:t>
@@ -4900,6 +4943,7 @@
     </w:p>
     <w:p>
       <w:pPr>
+        <w:pStyle w:val="Heading4"/>
         <w:spacing w:before="120" w:after="80"/>
       </w:pPr>
       <w:r>
@@ -4907,6 +4951,7 @@
           <w:rFonts w:ascii="Times New Roman" w:hAnsi="Times New Roman" w:eastAsia="微软雅黑"/>
           <w:b/>
           <w:i w:val="0"/>
+          <w:color w:val="1F3964"/>
           <w:sz w:val="24"/>
         </w:rPr>
         <w:t>4.7.2 微调问题</w:t>
@@ -5004,6 +5049,7 @@
     </w:p>
     <w:p>
       <w:pPr>
+        <w:pStyle w:val="Heading4"/>
         <w:spacing w:before="120" w:after="80"/>
       </w:pPr>
       <w:r>
@@ -5011,6 +5057,7 @@
           <w:rFonts w:ascii="Times New Roman" w:hAnsi="Times New Roman" w:eastAsia="微软雅黑"/>
           <w:b/>
           <w:i w:val="0"/>
+          <w:color w:val="1F3964"/>
           <w:sz w:val="24"/>
         </w:rPr>
         <w:t>4.7.3 随机性问题</w:t>
@@ -5124,6 +5171,7 @@
     </w:p>
     <w:p>
       <w:pPr>
+        <w:pStyle w:val="Heading3"/>
         <w:spacing w:before="120" w:after="80"/>
       </w:pPr>
       <w:r>
@@ -5495,6 +5543,7 @@
     </w:p>
     <w:p>
       <w:pPr>
+        <w:pStyle w:val="Heading3"/>
         <w:spacing w:before="120" w:after="80"/>
       </w:pPr>
       <w:r>
@@ -5524,6 +5573,7 @@
     </w:p>
     <w:p>
       <w:pPr>
+        <w:pStyle w:val="Heading4"/>
         <w:spacing w:before="120" w:after="80"/>
       </w:pPr>
       <w:r>
@@ -5531,6 +5581,7 @@
           <w:rFonts w:ascii="Times New Roman" w:hAnsi="Times New Roman" w:eastAsia="微软雅黑"/>
           <w:b/>
           <w:i w:val="0"/>
+          <w:color w:val="1F3964"/>
           <w:sz w:val="24"/>
         </w:rPr>
         <w:t>DeepSeek V1</w:t>
@@ -5634,6 +5685,7 @@
     </w:p>
     <w:p>
       <w:pPr>
+        <w:pStyle w:val="Heading4"/>
         <w:spacing w:before="120" w:after="80"/>
       </w:pPr>
       <w:r>
@@ -5641,6 +5693,7 @@
           <w:rFonts w:ascii="Times New Roman" w:hAnsi="Times New Roman" w:eastAsia="微软雅黑"/>
           <w:b/>
           <w:i w:val="0"/>
+          <w:color w:val="1F3964"/>
           <w:sz w:val="24"/>
         </w:rPr>
         <w:t>DeepSeek V2</w:t>
@@ -5744,6 +5797,7 @@
     </w:p>
     <w:p>
       <w:pPr>
+        <w:pStyle w:val="Heading4"/>
         <w:spacing w:before="120" w:after="80"/>
       </w:pPr>
       <w:r>
@@ -5751,6 +5805,7 @@
           <w:rFonts w:ascii="Times New Roman" w:hAnsi="Times New Roman" w:eastAsia="微软雅黑"/>
           <w:b/>
           <w:i w:val="0"/>
+          <w:color w:val="1F3964"/>
           <w:sz w:val="24"/>
         </w:rPr>
         <w:t>DeepSeek V3</w:t>
@@ -5868,6 +5923,7 @@
     </w:p>
     <w:p>
       <w:pPr>
+        <w:pStyle w:val="Heading3"/>
         <w:spacing w:before="120" w:after="80"/>
       </w:pPr>
       <w:r>
@@ -5897,6 +5953,7 @@
     </w:p>
     <w:p>
       <w:pPr>
+        <w:pStyle w:val="Heading4"/>
         <w:spacing w:before="120" w:after="80"/>
       </w:pPr>
       <w:r>
@@ -5904,6 +5961,7 @@
           <w:rFonts w:ascii="Times New Roman" w:hAnsi="Times New Roman" w:eastAsia="微软雅黑"/>
           <w:b/>
           <w:i w:val="0"/>
+          <w:color w:val="1F3964"/>
           <w:sz w:val="24"/>
         </w:rPr>
         <w:t>4.10.1 MLA（Multi-head Latent Attention）</w:t>
@@ -6109,6 +6167,7 @@
     </w:p>
     <w:p>
       <w:pPr>
+        <w:pStyle w:val="Heading4"/>
         <w:spacing w:before="120" w:after="80"/>
       </w:pPr>
       <w:r>
@@ -6116,6 +6175,7 @@
           <w:rFonts w:ascii="Times New Roman" w:hAnsi="Times New Roman" w:eastAsia="微软雅黑"/>
           <w:b/>
           <w:i w:val="0"/>
+          <w:color w:val="1F3964"/>
           <w:sz w:val="24"/>
         </w:rPr>
         <w:t>4.10.2 MTP（Multi-Token Prediction）</w:t>
@@ -6379,6 +6439,7 @@
     </w:p>
     <w:p>
       <w:pPr>
+        <w:pStyle w:val="Heading3"/>
         <w:spacing w:before="120" w:after="80"/>
       </w:pPr>
       <w:r>
@@ -6676,6 +6737,7 @@
     </w:p>
     <w:p>
       <w:pPr>
+        <w:pStyle w:val="Heading3"/>
         <w:spacing w:before="120" w:after="80"/>
       </w:pPr>
       <w:r>
@@ -7099,6 +7161,7 @@
     </w:p>
     <w:p>
       <w:pPr>
+        <w:pStyle w:val="Heading3"/>
         <w:spacing w:before="120" w:after="80"/>
       </w:pPr>
       <w:r>
@@ -7420,6 +7483,7 @@
     </w:p>
     <w:p>
       <w:pPr>
+        <w:pStyle w:val="Heading2"/>
         <w:spacing w:before="200" w:after="80"/>
       </w:pPr>
       <w:r>
@@ -7435,6 +7499,7 @@
     </w:p>
     <w:p>
       <w:pPr>
+        <w:pStyle w:val="Heading3"/>
         <w:spacing w:before="120" w:after="80"/>
       </w:pPr>
       <w:r>
@@ -7884,6 +7949,7 @@
     </w:p>
     <w:p>
       <w:pPr>
+        <w:pStyle w:val="Heading3"/>
         <w:spacing w:before="120" w:after="80"/>
       </w:pPr>
       <w:r>
@@ -7899,6 +7965,7 @@
     </w:p>
     <w:p>
       <w:pPr>
+        <w:pStyle w:val="Heading4"/>
         <w:spacing w:before="120" w:after="80"/>
       </w:pPr>
       <w:r>
@@ -7906,6 +7973,7 @@
           <w:rFonts w:ascii="Times New Roman" w:hAnsi="Times New Roman" w:eastAsia="微软雅黑"/>
           <w:b/>
           <w:i w:val="0"/>
+          <w:color w:val="1F3964"/>
           <w:sz w:val="24"/>
         </w:rPr>
         <w:t>5.1.1 计算单元：SM 和 SP</w:t>
@@ -8256,6 +8324,7 @@
     </w:p>
     <w:p>
       <w:pPr>
+        <w:pStyle w:val="Heading4"/>
         <w:spacing w:before="120" w:after="80"/>
       </w:pPr>
       <w:r>
@@ -8263,6 +8332,7 @@
           <w:rFonts w:ascii="Times New Roman" w:hAnsi="Times New Roman" w:eastAsia="微软雅黑"/>
           <w:b/>
           <w:i w:val="0"/>
+          <w:color w:val="1F3964"/>
           <w:sz w:val="24"/>
         </w:rPr>
         <w:t>5.1.2 内存层次结构：离得越近越快</w:t>
@@ -8959,6 +9029,7 @@
     </w:p>
     <w:p>
       <w:pPr>
+        <w:pStyle w:val="Heading3"/>
         <w:spacing w:before="120" w:after="80"/>
       </w:pPr>
       <w:r>
@@ -8974,6 +9045,7 @@
     </w:p>
     <w:p>
       <w:pPr>
+        <w:pStyle w:val="Heading4"/>
         <w:spacing w:before="120" w:after="80"/>
       </w:pPr>
       <w:r>
@@ -8981,6 +9053,7 @@
           <w:rFonts w:ascii="Times New Roman" w:hAnsi="Times New Roman" w:eastAsia="微软雅黑"/>
           <w:b/>
           <w:i w:val="0"/>
+          <w:color w:val="1F3964"/>
           <w:sz w:val="24"/>
         </w:rPr>
         <w:t>5.2.1 线程、块、网格</w:t>
@@ -9382,6 +9455,7 @@
     </w:p>
     <w:p>
       <w:pPr>
+        <w:pStyle w:val="Heading4"/>
         <w:spacing w:before="120" w:after="80"/>
       </w:pPr>
       <w:r>
@@ -9389,6 +9463,7 @@
           <w:rFonts w:ascii="Times New Roman" w:hAnsi="Times New Roman" w:eastAsia="微软雅黑"/>
           <w:b/>
           <w:i w:val="0"/>
+          <w:color w:val="1F3964"/>
           <w:sz w:val="24"/>
         </w:rPr>
         <w:t>5.2.2 Warp：32 个线程一组</w:t>
@@ -9622,6 +9697,7 @@
     </w:p>
     <w:p>
       <w:pPr>
+        <w:pStyle w:val="Heading4"/>
         <w:spacing w:before="120" w:after="80"/>
       </w:pPr>
       <w:r>
@@ -9629,6 +9705,7 @@
           <w:rFonts w:ascii="Times New Roman" w:hAnsi="Times New Roman" w:eastAsia="微软雅黑"/>
           <w:b/>
           <w:i w:val="0"/>
+          <w:color w:val="1F3964"/>
           <w:sz w:val="24"/>
         </w:rPr>
         <w:t>5.2.3 控制分支：为什么 if-else 可能很慢？</w:t>
@@ -9912,6 +9989,7 @@
     </w:p>
     <w:p>
       <w:pPr>
+        <w:pStyle w:val="Heading3"/>
         <w:spacing w:before="120" w:after="80"/>
       </w:pPr>
       <w:r>
@@ -9941,6 +10019,7 @@
     </w:p>
     <w:p>
       <w:pPr>
+        <w:pStyle w:val="Heading4"/>
         <w:spacing w:before="120" w:after="80"/>
       </w:pPr>
       <w:r>
@@ -9948,6 +10027,7 @@
           <w:rFonts w:ascii="Times New Roman" w:hAnsi="Times New Roman" w:eastAsia="微软雅黑"/>
           <w:b/>
           <w:i w:val="0"/>
+          <w:color w:val="1F3964"/>
           <w:sz w:val="24"/>
         </w:rPr>
         <w:t>5.3.1 两种瓶颈</w:t>
@@ -10132,6 +10212,7 @@
     </w:p>
     <w:p>
       <w:pPr>
+        <w:pStyle w:val="Heading4"/>
         <w:spacing w:before="120" w:after="80"/>
       </w:pPr>
       <w:r>
@@ -10139,6 +10220,7 @@
           <w:rFonts w:ascii="Times New Roman" w:hAnsi="Times New Roman" w:eastAsia="微软雅黑"/>
           <w:b/>
           <w:i w:val="0"/>
+          <w:color w:val="1F3964"/>
           <w:sz w:val="24"/>
         </w:rPr>
         <w:t>5.3.2 Roofline 图</w:t>
@@ -10507,6 +10589,7 @@
     </w:p>
     <w:p>
       <w:pPr>
+        <w:pStyle w:val="Heading3"/>
         <w:spacing w:before="120" w:after="80"/>
       </w:pPr>
       <w:r>
@@ -10536,6 +10619,7 @@
     </w:p>
     <w:p>
       <w:pPr>
+        <w:pStyle w:val="Heading4"/>
         <w:spacing w:before="120" w:after="80"/>
       </w:pPr>
       <w:r>
@@ -10543,6 +10627,7 @@
           <w:rFonts w:ascii="Times New Roman" w:hAnsi="Times New Roman" w:eastAsia="微软雅黑"/>
           <w:b/>
           <w:i w:val="0"/>
+          <w:color w:val="1F3964"/>
           <w:sz w:val="24"/>
         </w:rPr>
         <w:t>5.4.1 技巧一：低精度计算</w:t>
@@ -11043,6 +11128,7 @@
     </w:p>
     <w:p>
       <w:pPr>
+        <w:pStyle w:val="Heading4"/>
         <w:spacing w:before="120" w:after="80"/>
       </w:pPr>
       <w:r>
@@ -11050,6 +11136,7 @@
           <w:rFonts w:ascii="Times New Roman" w:hAnsi="Times New Roman" w:eastAsia="微软雅黑"/>
           <w:b/>
           <w:i w:val="0"/>
+          <w:color w:val="1F3964"/>
           <w:sz w:val="24"/>
         </w:rPr>
         <w:t>5.4.2 技巧二：算子融合（Operator Fusion）</w:t>
@@ -11504,6 +11591,7 @@
     </w:p>
     <w:p>
       <w:pPr>
+        <w:pStyle w:val="Heading4"/>
         <w:spacing w:before="120" w:after="80"/>
       </w:pPr>
       <w:r>
@@ -11511,6 +11599,7 @@
           <w:rFonts w:ascii="Times New Roman" w:hAnsi="Times New Roman" w:eastAsia="微软雅黑"/>
           <w:b/>
           <w:i w:val="0"/>
+          <w:color w:val="1F3964"/>
           <w:sz w:val="24"/>
         </w:rPr>
         <w:t>5.4.3 技巧三：重计算（Recomputation）</w:t>
@@ -11744,6 +11833,7 @@
     </w:p>
     <w:p>
       <w:pPr>
+        <w:pStyle w:val="Heading4"/>
         <w:spacing w:before="120" w:after="80"/>
       </w:pPr>
       <w:r>
@@ -11751,6 +11841,7 @@
           <w:rFonts w:ascii="Times New Roman" w:hAnsi="Times New Roman" w:eastAsia="微软雅黑"/>
           <w:b/>
           <w:i w:val="0"/>
+          <w:color w:val="1F3964"/>
           <w:sz w:val="24"/>
         </w:rPr>
         <w:t>5.4.4 技巧四：内存合并（Memory Coalescing）</w:t>
@@ -11952,6 +12043,7 @@
     </w:p>
     <w:p>
       <w:pPr>
+        <w:pStyle w:val="Heading4"/>
         <w:spacing w:before="120" w:after="80"/>
       </w:pPr>
       <w:r>
@@ -11959,6 +12051,7 @@
           <w:rFonts w:ascii="Times New Roman" w:hAnsi="Times New Roman" w:eastAsia="微软雅黑"/>
           <w:b/>
           <w:i w:val="0"/>
+          <w:color w:val="1F3964"/>
           <w:sz w:val="24"/>
         </w:rPr>
         <w:t>5.4.5 技巧五：分块（Tiling）</w:t>
@@ -12374,6 +12467,7 @@
     </w:p>
     <w:p>
       <w:pPr>
+        <w:pStyle w:val="Heading4"/>
         <w:spacing w:before="120" w:after="80"/>
       </w:pPr>
       <w:r>
@@ -12381,6 +12475,7 @@
           <w:rFonts w:ascii="Times New Roman" w:hAnsi="Times New Roman" w:eastAsia="微软雅黑"/>
           <w:b/>
           <w:i w:val="0"/>
+          <w:color w:val="1F3964"/>
           <w:sz w:val="24"/>
         </w:rPr>
         <w:t>5.4.6 技巧六：提高占用率（Occupancy）</w:t>
@@ -12696,6 +12791,7 @@
     </w:p>
     <w:p>
       <w:pPr>
+        <w:pStyle w:val="Heading3"/>
         <w:spacing w:before="120" w:after="80"/>
       </w:pPr>
       <w:r>
@@ -12757,6 +12853,7 @@
     </w:p>
     <w:p>
       <w:pPr>
+        <w:pStyle w:val="Heading4"/>
         <w:spacing w:before="120" w:after="80"/>
       </w:pPr>
       <w:r>
@@ -12764,6 +12861,7 @@
           <w:rFonts w:ascii="Times New Roman" w:hAnsi="Times New Roman" w:eastAsia="微软雅黑"/>
           <w:b/>
           <w:i w:val="0"/>
+          <w:color w:val="1F3964"/>
           <w:sz w:val="24"/>
         </w:rPr>
         <w:t>5.5.1 标准注意力的问题</w:t>
@@ -12885,6 +12983,7 @@
     </w:p>
     <w:p>
       <w:pPr>
+        <w:pStyle w:val="Heading4"/>
         <w:spacing w:before="120" w:after="80"/>
       </w:pPr>
       <w:r>
@@ -12892,6 +12991,7 @@
           <w:rFonts w:ascii="Times New Roman" w:hAnsi="Times New Roman" w:eastAsia="微软雅黑"/>
           <w:b/>
           <w:i w:val="0"/>
+          <w:color w:val="1F3964"/>
           <w:sz w:val="24"/>
         </w:rPr>
         <w:t>5.5.2 FlashAttention 的思路</w:t>
@@ -13400,6 +13500,7 @@
     </w:p>
     <w:p>
       <w:pPr>
+        <w:pStyle w:val="Heading3"/>
         <w:spacing w:before="120" w:after="80"/>
       </w:pPr>
       <w:r>
@@ -13813,6 +13914,7 @@
     </w:p>
     <w:p>
       <w:pPr>
+        <w:pStyle w:val="Heading3"/>
         <w:spacing w:before="120" w:after="80"/>
       </w:pPr>
       <w:r>
@@ -14233,6 +14335,7 @@
     </w:p>
     <w:p>
       <w:pPr>
+        <w:pStyle w:val="Heading3"/>
         <w:spacing w:before="120" w:after="80"/>
       </w:pPr>
       <w:r>
@@ -14554,6 +14657,7 @@
     </w:p>
     <w:p>
       <w:pPr>
+        <w:pStyle w:val="Heading2"/>
         <w:spacing w:before="200" w:after="80"/>
       </w:pPr>
       <w:r>
@@ -14569,6 +14673,7 @@
     </w:p>
     <w:p>
       <w:pPr>
+        <w:pStyle w:val="Heading3"/>
         <w:spacing w:before="120" w:after="80"/>
       </w:pPr>
       <w:r>
@@ -14944,6 +15049,7 @@
     </w:p>
     <w:p>
       <w:pPr>
+        <w:pStyle w:val="Heading3"/>
         <w:spacing w:before="120" w:after="80"/>
       </w:pPr>
       <w:r>
@@ -15940,6 +16046,7 @@
     </w:p>
     <w:p>
       <w:pPr>
+        <w:pStyle w:val="Heading3"/>
         <w:spacing w:before="120" w:after="80"/>
       </w:pPr>
       <w:r>
@@ -16411,6 +16518,7 @@
     </w:p>
     <w:p>
       <w:pPr>
+        <w:pStyle w:val="Heading3"/>
         <w:spacing w:before="120" w:after="80"/>
       </w:pPr>
       <w:r>
@@ -16440,6 +16548,7 @@
     </w:p>
     <w:p>
       <w:pPr>
+        <w:pStyle w:val="Heading4"/>
         <w:spacing w:before="120" w:after="80"/>
       </w:pPr>
       <w:r>
@@ -16447,6 +16556,7 @@
           <w:rFonts w:ascii="Times New Roman" w:hAnsi="Times New Roman" w:eastAsia="微软雅黑"/>
           <w:b/>
           <w:i w:val="0"/>
+          <w:color w:val="1F3964"/>
           <w:sz w:val="24"/>
         </w:rPr>
         <w:t>6.3.1 Warp 和控制分支</w:t>
@@ -16571,6 +16681,7 @@
     </w:p>
     <w:p>
       <w:pPr>
+        <w:pStyle w:val="Heading4"/>
         <w:spacing w:before="120" w:after="80"/>
       </w:pPr>
       <w:r>
@@ -16578,6 +16689,7 @@
           <w:rFonts w:ascii="Times New Roman" w:hAnsi="Times New Roman" w:eastAsia="微软雅黑"/>
           <w:b/>
           <w:i w:val="0"/>
+          <w:color w:val="1F3964"/>
           <w:sz w:val="24"/>
         </w:rPr>
         <w:t>6.3.2 Warp 占用率（Occupancy）</w:t>
@@ -17102,6 +17214,7 @@
     </w:p>
     <w:p>
       <w:pPr>
+        <w:pStyle w:val="Heading4"/>
         <w:spacing w:before="120" w:after="80"/>
       </w:pPr>
       <w:r>
@@ -17109,6 +17222,7 @@
           <w:rFonts w:ascii="Times New Roman" w:hAnsi="Times New Roman" w:eastAsia="微软雅黑"/>
           <w:b/>
           <w:i w:val="0"/>
+          <w:color w:val="1F3964"/>
           <w:sz w:val="24"/>
         </w:rPr>
         <w:t>6.3.3 Bank 冲突（Bank Conflicts）</w:t>
@@ -17390,6 +17504,7 @@
     </w:p>
     <w:p>
       <w:pPr>
+        <w:pStyle w:val="Heading4"/>
         <w:spacing w:before="120" w:after="80"/>
       </w:pPr>
       <w:r>
@@ -17397,6 +17512,7 @@
           <w:rFonts w:ascii="Times New Roman" w:hAnsi="Times New Roman" w:eastAsia="微软雅黑"/>
           <w:b/>
           <w:i w:val="0"/>
+          <w:color w:val="1F3964"/>
           <w:sz w:val="24"/>
         </w:rPr>
         <w:t>6.3.4 内存合并（Memory Coalescing）</w:t>
@@ -17503,6 +17619,7 @@
     </w:p>
     <w:p>
       <w:pPr>
+        <w:pStyle w:val="Heading4"/>
         <w:spacing w:before="120" w:after="80"/>
       </w:pPr>
       <w:r>
@@ -17510,6 +17627,7 @@
           <w:rFonts w:ascii="Times New Roman" w:hAnsi="Times New Roman" w:eastAsia="微软雅黑"/>
           <w:b/>
           <w:i w:val="0"/>
+          <w:color w:val="1F3964"/>
           <w:sz w:val="24"/>
         </w:rPr>
         <w:t>6.3.5 块占用率（Block Occupancy）</w:t>
@@ -17780,6 +17898,7 @@
     </w:p>
     <w:p>
       <w:pPr>
+        <w:pStyle w:val="Heading3"/>
         <w:spacing w:before="120" w:after="80"/>
       </w:pPr>
       <w:r>
@@ -17841,6 +17960,7 @@
     </w:p>
     <w:p>
       <w:pPr>
+        <w:pStyle w:val="Heading4"/>
         <w:spacing w:before="120" w:after="80"/>
       </w:pPr>
       <w:r>
@@ -17848,6 +17968,7 @@
           <w:rFonts w:ascii="Times New Roman" w:hAnsi="Times New Roman" w:eastAsia="微软雅黑"/>
           <w:b/>
           <w:i w:val="0"/>
+          <w:color w:val="1F3964"/>
           <w:sz w:val="24"/>
         </w:rPr>
         <w:t>6.4.1 Benchmarking（基准测试）</w:t>
@@ -18181,6 +18302,7 @@
     </w:p>
     <w:p>
       <w:pPr>
+        <w:pStyle w:val="Heading4"/>
         <w:spacing w:before="120" w:after="80"/>
       </w:pPr>
       <w:r>
@@ -18188,6 +18310,7 @@
           <w:rFonts w:ascii="Times New Roman" w:hAnsi="Times New Roman" w:eastAsia="微软雅黑"/>
           <w:b/>
           <w:i w:val="0"/>
+          <w:color w:val="1F3964"/>
           <w:sz w:val="24"/>
         </w:rPr>
         <w:t>6.4.2 Profiling（性能分析）</w:t>
@@ -18540,6 +18663,7 @@
     </w:p>
     <w:p>
       <w:pPr>
+        <w:pStyle w:val="Heading3"/>
         <w:spacing w:before="120" w:after="80"/>
       </w:pPr>
       <w:r>
@@ -18569,6 +18693,7 @@
     </w:p>
     <w:p>
       <w:pPr>
+        <w:pStyle w:val="Heading4"/>
         <w:spacing w:before="120" w:after="80"/>
       </w:pPr>
       <w:r>
@@ -18576,6 +18701,7 @@
           <w:rFonts w:ascii="Times New Roman" w:hAnsi="Times New Roman" w:eastAsia="微软雅黑"/>
           <w:b/>
           <w:i w:val="0"/>
+          <w:color w:val="1F3964"/>
           <w:sz w:val="24"/>
         </w:rPr>
         <w:t>6.5.1 例子一：GeLU（逐元素操作）</w:t>
@@ -19349,6 +19475,7 @@
     </w:p>
     <w:p>
       <w:pPr>
+        <w:pStyle w:val="Heading4"/>
         <w:spacing w:before="120" w:after="80"/>
       </w:pPr>
       <w:r>
@@ -19356,6 +19483,7 @@
           <w:rFonts w:ascii="Times New Roman" w:hAnsi="Times New Roman" w:eastAsia="微软雅黑"/>
           <w:b/>
           <w:i w:val="0"/>
+          <w:color w:val="1F3964"/>
           <w:sz w:val="24"/>
         </w:rPr>
         <w:t>6.5.2 例子二：Softmax（归约操作）</w:t>
@@ -20053,6 +20181,7 @@
     </w:p>
     <w:p>
       <w:pPr>
+        <w:pStyle w:val="Heading4"/>
         <w:spacing w:before="120" w:after="80"/>
       </w:pPr>
       <w:r>
@@ -20060,6 +20189,7 @@
           <w:rFonts w:ascii="Times New Roman" w:hAnsi="Times New Roman" w:eastAsia="微软雅黑"/>
           <w:b/>
           <w:i w:val="0"/>
+          <w:color w:val="1F3964"/>
           <w:sz w:val="24"/>
         </w:rPr>
         <w:t>6.5.3 例子三：行求和（分块归约）</w:t>
@@ -20502,6 +20632,7 @@
     </w:p>
     <w:p>
       <w:pPr>
+        <w:pStyle w:val="Heading3"/>
         <w:spacing w:before="120" w:after="80"/>
       </w:pPr>
       <w:r>
@@ -20563,6 +20694,7 @@
     </w:p>
     <w:p>
       <w:pPr>
+        <w:pStyle w:val="Heading4"/>
         <w:spacing w:before="120" w:after="80"/>
       </w:pPr>
       <w:r>
@@ -20570,6 +20702,7 @@
           <w:rFonts w:ascii="Times New Roman" w:hAnsi="Times New Roman" w:eastAsia="微软雅黑"/>
           <w:b/>
           <w:i w:val="0"/>
+          <w:color w:val="1F3964"/>
           <w:sz w:val="24"/>
         </w:rPr>
         <w:t>6.6.1 朴素矩阵乘法的问题</w:t>
@@ -20677,6 +20810,7 @@
     </w:p>
     <w:p>
       <w:pPr>
+        <w:pStyle w:val="Heading4"/>
         <w:spacing w:before="120" w:after="80"/>
       </w:pPr>
       <w:r>
@@ -20684,6 +20818,7 @@
           <w:rFonts w:ascii="Times New Roman" w:hAnsi="Times New Roman" w:eastAsia="微软雅黑"/>
           <w:b/>
           <w:i w:val="0"/>
+          <w:color w:val="1F3964"/>
           <w:sz w:val="24"/>
         </w:rPr>
         <w:t>6.6.2 分块的思路</w:t>
@@ -20815,6 +20950,7 @@
     </w:p>
     <w:p>
       <w:pPr>
+        <w:pStyle w:val="Heading4"/>
         <w:spacing w:before="120" w:after="80"/>
       </w:pPr>
       <w:r>
@@ -20822,6 +20958,7 @@
           <w:rFonts w:ascii="Times New Roman" w:hAnsi="Times New Roman" w:eastAsia="微软雅黑"/>
           <w:b/>
           <w:i w:val="0"/>
+          <w:color w:val="1F3964"/>
           <w:sz w:val="24"/>
         </w:rPr>
         <w:t>6.6.3 Triton 实现的大致结构</w:t>
@@ -21679,6 +21816,7 @@
     </w:p>
     <w:p>
       <w:pPr>
+        <w:pStyle w:val="Heading4"/>
         <w:spacing w:before="120" w:after="80"/>
       </w:pPr>
       <w:r>
@@ -21686,6 +21824,7 @@
           <w:rFonts w:ascii="Times New Roman" w:hAnsi="Times New Roman" w:eastAsia="微软雅黑"/>
           <w:b/>
           <w:i w:val="0"/>
+          <w:color w:val="1F3964"/>
           <w:sz w:val="24"/>
         </w:rPr>
         <w:t>6.6.4 额外优化：算子融合</w:t>
@@ -21854,6 +21993,7 @@
     </w:p>
     <w:p>
       <w:pPr>
+        <w:pStyle w:val="Heading3"/>
         <w:spacing w:before="120" w:after="80"/>
       </w:pPr>
       <w:r>
@@ -22299,6 +22439,7 @@
     </w:p>
     <w:p>
       <w:pPr>
+        <w:pStyle w:val="Heading3"/>
         <w:spacing w:before="120" w:after="80"/>
       </w:pPr>
       <w:r>
@@ -22650,6 +22791,7 @@
     </w:p>
     <w:p>
       <w:pPr>
+        <w:pStyle w:val="Heading3"/>
         <w:spacing w:before="120" w:after="80"/>
       </w:pPr>
       <w:r>
@@ -22995,6 +23137,7 @@
     </w:p>
     <w:p>
       <w:pPr>
+        <w:pStyle w:val="Heading2"/>
         <w:spacing w:before="200" w:after="80"/>
       </w:pPr>
       <w:r>
@@ -23010,6 +23153,7 @@
     </w:p>
     <w:p>
       <w:pPr>
+        <w:pStyle w:val="Heading3"/>
         <w:spacing w:before="120" w:after="80"/>
       </w:pPr>
       <w:r>
@@ -23333,6 +23477,7 @@
     </w:p>
     <w:p>
       <w:pPr>
+        <w:pStyle w:val="Heading3"/>
         <w:spacing w:before="120" w:after="80"/>
       </w:pPr>
       <w:r>
@@ -23678,6 +23823,7 @@
     </w:p>
     <w:p>
       <w:pPr>
+        <w:pStyle w:val="Heading3"/>
         <w:spacing w:before="120" w:after="80"/>
       </w:pPr>
       <w:r>
@@ -23771,6 +23917,7 @@
     </w:p>
     <w:p>
       <w:pPr>
+        <w:pStyle w:val="Heading4"/>
         <w:spacing w:before="120" w:after="80"/>
       </w:pPr>
       <w:r>
@@ -23778,6 +23925,7 @@
           <w:rFonts w:ascii="Times New Roman" w:hAnsi="Times New Roman" w:eastAsia="微软雅黑"/>
           <w:b/>
           <w:i w:val="0"/>
+          <w:color w:val="1F3964"/>
           <w:sz w:val="24"/>
         </w:rPr>
         <w:t>7.2.1 基础操作：Broadcast、Scatter、Gather、Reduce</w:t>
@@ -24787,6 +24935,7 @@
     </w:p>
     <w:p>
       <w:pPr>
+        <w:pStyle w:val="Heading4"/>
         <w:spacing w:before="120" w:after="80"/>
       </w:pPr>
       <w:r>
@@ -24794,6 +24943,7 @@
           <w:rFonts w:ascii="Times New Roman" w:hAnsi="Times New Roman" w:eastAsia="微软雅黑"/>
           <w:b/>
           <w:i w:val="0"/>
+          <w:color w:val="1F3964"/>
           <w:sz w:val="24"/>
         </w:rPr>
         <w:t>7.2.2 进阶操作：All-Gather、Reduce-Scatter、All-Reduce</w:t>
@@ -25653,6 +25803,7 @@
     </w:p>
     <w:p>
       <w:pPr>
+        <w:pStyle w:val="Heading4"/>
         <w:spacing w:before="120" w:after="80"/>
       </w:pPr>
       <w:r>
@@ -25660,6 +25811,7 @@
           <w:rFonts w:ascii="Times New Roman" w:hAnsi="Times New Roman" w:eastAsia="微软雅黑"/>
           <w:b/>
           <w:i w:val="0"/>
+          <w:color w:val="1F3964"/>
           <w:sz w:val="24"/>
         </w:rPr>
         <w:t>7.2.3 最灵活的操作：All-to-All</w:t>
@@ -25993,6 +26145,7 @@
     </w:p>
     <w:p>
       <w:pPr>
+        <w:pStyle w:val="Heading3"/>
         <w:spacing w:before="120" w:after="80"/>
       </w:pPr>
       <w:r>
@@ -26022,6 +26175,7 @@
     </w:p>
     <w:p>
       <w:pPr>
+        <w:pStyle w:val="Heading4"/>
         <w:spacing w:before="120" w:after="80"/>
       </w:pPr>
       <w:r>
@@ -26029,6 +26183,7 @@
           <w:rFonts w:ascii="Times New Roman" w:hAnsi="Times New Roman" w:eastAsia="微软雅黑"/>
           <w:b/>
           <w:i w:val="0"/>
+          <w:color w:val="1F3964"/>
           <w:sz w:val="24"/>
         </w:rPr>
         <w:t>7.3.1 节点内：PCIe → NVLink</w:t>
@@ -26338,6 +26493,7 @@
     </w:p>
     <w:p>
       <w:pPr>
+        <w:pStyle w:val="Heading4"/>
         <w:spacing w:before="120" w:after="80"/>
       </w:pPr>
       <w:r>
@@ -26345,6 +26501,7 @@
           <w:rFonts w:ascii="Times New Roman" w:hAnsi="Times New Roman" w:eastAsia="微软雅黑"/>
           <w:b/>
           <w:i w:val="0"/>
+          <w:color w:val="1F3964"/>
           <w:sz w:val="24"/>
         </w:rPr>
         <w:t>7.3.2 节点间：Ethernet → Infiniband</w:t>
@@ -26692,6 +26849,7 @@
     </w:p>
     <w:p>
       <w:pPr>
+        <w:pStyle w:val="Heading4"/>
         <w:spacing w:before="120" w:after="80"/>
       </w:pPr>
       <w:r>
@@ -26699,6 +26857,7 @@
           <w:rFonts w:ascii="Times New Roman" w:hAnsi="Times New Roman" w:eastAsia="微软雅黑"/>
           <w:b/>
           <w:i w:val="0"/>
+          <w:color w:val="1F3964"/>
           <w:sz w:val="24"/>
         </w:rPr>
         <w:t>7.3.3 NCCL：通信的"翻译官"</w:t>
@@ -26918,6 +27077,7 @@
     </w:p>
     <w:p>
       <w:pPr>
+        <w:pStyle w:val="Heading3"/>
         <w:spacing w:before="120" w:after="80"/>
       </w:pPr>
       <w:r>
@@ -27074,6 +27234,7 @@
     </w:p>
     <w:p>
       <w:pPr>
+        <w:pStyle w:val="Heading4"/>
         <w:spacing w:before="120" w:after="80"/>
       </w:pPr>
       <w:r>
@@ -27081,6 +27242,7 @@
           <w:rFonts w:ascii="Times New Roman" w:hAnsi="Times New Roman" w:eastAsia="微软雅黑"/>
           <w:b/>
           <w:i w:val="0"/>
+          <w:color w:val="1F3964"/>
           <w:sz w:val="24"/>
         </w:rPr>
         <w:t>7.4.1 数据并行（Data Parallelism / DDP）</w:t>
@@ -27584,6 +27746,7 @@
     </w:p>
     <w:p>
       <w:pPr>
+        <w:pStyle w:val="Heading4"/>
         <w:spacing w:before="120" w:after="80"/>
       </w:pPr>
       <w:r>
@@ -27591,6 +27754,7 @@
           <w:rFonts w:ascii="Times New Roman" w:hAnsi="Times New Roman" w:eastAsia="微软雅黑"/>
           <w:b/>
           <w:i w:val="0"/>
+          <w:color w:val="1F3964"/>
           <w:sz w:val="24"/>
         </w:rPr>
         <w:t>7.4.2 张量并行（Tensor Parallelism）</w:t>
@@ -28167,6 +28331,7 @@
     </w:p>
     <w:p>
       <w:pPr>
+        <w:pStyle w:val="Heading4"/>
         <w:spacing w:before="120" w:after="80"/>
       </w:pPr>
       <w:r>
@@ -28174,6 +28339,7 @@
           <w:rFonts w:ascii="Times New Roman" w:hAnsi="Times New Roman" w:eastAsia="微软雅黑"/>
           <w:b/>
           <w:i w:val="0"/>
+          <w:color w:val="1F3964"/>
           <w:sz w:val="24"/>
         </w:rPr>
         <w:t>7.4.3 流水线并行（Pipeline Parallelism）</w:t>
@@ -28998,6 +29164,7 @@
     </w:p>
     <w:p>
       <w:pPr>
+        <w:pStyle w:val="Heading4"/>
         <w:spacing w:before="120" w:after="80"/>
       </w:pPr>
       <w:r>
@@ -29005,6 +29172,7 @@
           <w:rFonts w:ascii="Times New Roman" w:hAnsi="Times New Roman" w:eastAsia="微软雅黑"/>
           <w:b/>
           <w:i w:val="0"/>
+          <w:color w:val="1F3964"/>
           <w:sz w:val="24"/>
         </w:rPr>
         <w:t>7.4.4 三种方式的对比</w:t>
@@ -29773,6 +29941,7 @@
     </w:p>
     <w:p>
       <w:pPr>
+        <w:pStyle w:val="Heading3"/>
         <w:spacing w:before="120" w:after="80"/>
       </w:pPr>
       <w:r>
@@ -30084,6 +30253,7 @@
     </w:p>
     <w:p>
       <w:pPr>
+        <w:pStyle w:val="Heading3"/>
         <w:spacing w:before="120" w:after="80"/>
       </w:pPr>
       <w:r>
@@ -30625,6 +30795,7 @@
     </w:p>
     <w:p>
       <w:pPr>
+        <w:pStyle w:val="Heading3"/>
         <w:spacing w:before="120" w:after="80"/>
       </w:pPr>
       <w:r>
@@ -30898,6 +31069,7 @@
     </w:p>
     <w:p>
       <w:pPr>
+        <w:pStyle w:val="Heading2"/>
         <w:spacing w:before="200" w:after="80"/>
       </w:pPr>
       <w:r>
@@ -30913,6 +31085,7 @@
     </w:p>
     <w:p>
       <w:pPr>
+        <w:pStyle w:val="Heading3"/>
         <w:spacing w:before="120" w:after="80"/>
       </w:pPr>
       <w:r>
@@ -31312,6 +31485,7 @@
     </w:p>
     <w:p>
       <w:pPr>
+        <w:pStyle w:val="Heading3"/>
         <w:spacing w:before="120" w:after="80"/>
       </w:pPr>
       <w:r>
@@ -31665,6 +31839,7 @@
     </w:p>
     <w:p>
       <w:pPr>
+        <w:pStyle w:val="Heading4"/>
         <w:spacing w:before="120" w:after="80"/>
       </w:pPr>
       <w:r>
@@ -31672,6 +31847,7 @@
           <w:rFonts w:ascii="Times New Roman" w:hAnsi="Times New Roman" w:eastAsia="微软雅黑"/>
           <w:b/>
           <w:i w:val="0"/>
+          <w:color w:val="1F3964"/>
           <w:sz w:val="24"/>
         </w:rPr>
         <w:t>8.1.1 ZeRO Stage 1：优化器状态分片</w:t>
@@ -32340,6 +32516,7 @@
     </w:p>
     <w:p>
       <w:pPr>
+        <w:pStyle w:val="Heading4"/>
         <w:spacing w:before="120" w:after="80"/>
       </w:pPr>
       <w:r>
@@ -32347,6 +32524,7 @@
           <w:rFonts w:ascii="Times New Roman" w:hAnsi="Times New Roman" w:eastAsia="微软雅黑"/>
           <w:b/>
           <w:i w:val="0"/>
+          <w:color w:val="1F3964"/>
           <w:sz w:val="24"/>
         </w:rPr>
         <w:t>8.1.2 ZeRO Stage 2：梯度也分片</w:t>
@@ -32698,6 +32876,7 @@
     </w:p>
     <w:p>
       <w:pPr>
+        <w:pStyle w:val="Heading4"/>
         <w:spacing w:before="120" w:after="80"/>
       </w:pPr>
       <w:r>
@@ -32705,6 +32884,7 @@
           <w:rFonts w:ascii="Times New Roman" w:hAnsi="Times New Roman" w:eastAsia="微软雅黑"/>
           <w:b/>
           <w:i w:val="0"/>
+          <w:color w:val="1F3964"/>
           <w:sz w:val="24"/>
         </w:rPr>
         <w:t>8.1.3 ZeRO Stage 3：参数也分片（FSDP）</w:t>
@@ -33718,6 +33898,7 @@
     </w:p>
     <w:p>
       <w:pPr>
+        <w:pStyle w:val="Heading4"/>
         <w:spacing w:before="120" w:after="80"/>
       </w:pPr>
       <w:r>
@@ -33725,6 +33906,7 @@
           <w:rFonts w:ascii="Times New Roman" w:hAnsi="Times New Roman" w:eastAsia="微软雅黑"/>
           <w:b/>
           <w:i w:val="0"/>
+          <w:color w:val="1F3964"/>
           <w:sz w:val="24"/>
         </w:rPr>
         <w:t>8.1.4 ZeRO 三个阶段的对比</w:t>
@@ -34508,6 +34690,7 @@
     </w:p>
     <w:p>
       <w:pPr>
+        <w:pStyle w:val="Heading3"/>
         <w:spacing w:before="120" w:after="80"/>
       </w:pPr>
       <w:r>
@@ -34537,6 +34720,7 @@
     </w:p>
     <w:p>
       <w:pPr>
+        <w:pStyle w:val="Heading4"/>
         <w:spacing w:before="120" w:after="80"/>
       </w:pPr>
       <w:r>
@@ -34544,6 +34728,7 @@
           <w:rFonts w:ascii="Times New Roman" w:hAnsi="Times New Roman" w:eastAsia="微软雅黑"/>
           <w:b/>
           <w:i w:val="0"/>
+          <w:color w:val="1F3964"/>
           <w:sz w:val="24"/>
         </w:rPr>
         <w:t>8.2.1 序列并行（Sequence Parallelism）</w:t>
@@ -34707,6 +34892,7 @@
     </w:p>
     <w:p>
       <w:pPr>
+        <w:pStyle w:val="Heading4"/>
         <w:spacing w:before="120" w:after="80"/>
       </w:pPr>
       <w:r>
@@ -34714,6 +34900,7 @@
           <w:rFonts w:ascii="Times New Roman" w:hAnsi="Times New Roman" w:eastAsia="微软雅黑"/>
           <w:b/>
           <w:i w:val="0"/>
+          <w:color w:val="1F3964"/>
           <w:sz w:val="24"/>
         </w:rPr>
         <w:t>8.2.2 专家并行（Expert Parallelism）</w:t>
@@ -34943,6 +35130,7 @@
     </w:p>
     <w:p>
       <w:pPr>
+        <w:pStyle w:val="Heading4"/>
         <w:spacing w:before="120" w:after="80"/>
       </w:pPr>
       <w:r>
@@ -34950,6 +35138,7 @@
           <w:rFonts w:ascii="Times New Roman" w:hAnsi="Times New Roman" w:eastAsia="微软雅黑"/>
           <w:b/>
           <w:i w:val="0"/>
+          <w:color w:val="1F3964"/>
           <w:sz w:val="24"/>
         </w:rPr>
         <w:t>8.2.3 数据并行 + 模型并行的组合</w:t>
@@ -35216,6 +35405,7 @@
     </w:p>
     <w:p>
       <w:pPr>
+        <w:pStyle w:val="Heading3"/>
         <w:spacing w:before="120" w:after="80"/>
       </w:pPr>
       <w:r>
@@ -35245,6 +35435,7 @@
     </w:p>
     <w:p>
       <w:pPr>
+        <w:pStyle w:val="Heading4"/>
         <w:spacing w:before="120" w:after="80"/>
       </w:pPr>
       <w:r>
@@ -35252,6 +35443,7 @@
           <w:rFonts w:ascii="Times New Roman" w:hAnsi="Times New Roman" w:eastAsia="微软雅黑"/>
           <w:b/>
           <w:i w:val="0"/>
+          <w:color w:val="1F3964"/>
           <w:sz w:val="24"/>
         </w:rPr>
         <w:t>8.3.1 稳定性</w:t>
@@ -35561,6 +35753,7 @@
     </w:p>
     <w:p>
       <w:pPr>
+        <w:pStyle w:val="Heading4"/>
         <w:spacing w:before="120" w:after="80"/>
       </w:pPr>
       <w:r>
@@ -35568,6 +35761,7 @@
           <w:rFonts w:ascii="Times New Roman" w:hAnsi="Times New Roman" w:eastAsia="微软雅黑"/>
           <w:b/>
           <w:i w:val="0"/>
+          <w:color w:val="1F3964"/>
           <w:sz w:val="24"/>
         </w:rPr>
         <w:t>8.3.2 检查点（Checkpointing）</w:t>
@@ -35735,6 +35929,7 @@
     </w:p>
     <w:p>
       <w:pPr>
+        <w:pStyle w:val="Heading4"/>
         <w:spacing w:before="120" w:after="80"/>
       </w:pPr>
       <w:r>
@@ -35742,6 +35937,7 @@
           <w:rFonts w:ascii="Times New Roman" w:hAnsi="Times New Roman" w:eastAsia="微软雅黑"/>
           <w:b/>
           <w:i w:val="0"/>
+          <w:color w:val="1F3964"/>
           <w:sz w:val="24"/>
         </w:rPr>
         <w:t>8.3.3 故障恢复</w:t>
@@ -35895,6 +36091,7 @@
     </w:p>
     <w:p>
       <w:pPr>
+        <w:pStyle w:val="Heading4"/>
         <w:spacing w:before="120" w:after="80"/>
       </w:pPr>
       <w:r>
@@ -35902,6 +36099,7 @@
           <w:rFonts w:ascii="Times New Roman" w:hAnsi="Times New Roman" w:eastAsia="微软雅黑"/>
           <w:b/>
           <w:i w:val="0"/>
+          <w:color w:val="1F3964"/>
           <w:sz w:val="24"/>
         </w:rPr>
         <w:t>8.3.4 成本</w:t>
@@ -36119,6 +36317,7 @@
     </w:p>
     <w:p>
       <w:pPr>
+        <w:pStyle w:val="Heading3"/>
         <w:spacing w:before="120" w:after="80"/>
       </w:pPr>
       <w:r>
@@ -36148,6 +36347,7 @@
     </w:p>
     <w:p>
       <w:pPr>
+        <w:pStyle w:val="Heading4"/>
         <w:spacing w:before="120" w:after="80"/>
       </w:pPr>
       <w:r>
@@ -36155,6 +36355,7 @@
           <w:rFonts w:ascii="Times New Roman" w:hAnsi="Times New Roman" w:eastAsia="微软雅黑"/>
           <w:b/>
           <w:i w:val="0"/>
+          <w:color w:val="1F3964"/>
           <w:sz w:val="24"/>
         </w:rPr>
         <w:t>8.4.1 TPU 的环形网格（Toroidal Mesh）</w:t>
@@ -36441,6 +36642,7 @@
     </w:p>
     <w:p>
       <w:pPr>
+        <w:pStyle w:val="Heading4"/>
         <w:spacing w:before="120" w:after="80"/>
       </w:pPr>
       <w:r>
@@ -36448,6 +36650,7 @@
           <w:rFonts w:ascii="Times New Roman" w:hAnsi="Times New Roman" w:eastAsia="微软雅黑"/>
           <w:b/>
           <w:i w:val="0"/>
+          <w:color w:val="1F3964"/>
           <w:sz w:val="24"/>
         </w:rPr>
         <w:t>8.4.2 GPU 的全互联（All-to-All）</w:t>
@@ -36725,6 +36928,7 @@
     </w:p>
     <w:p>
       <w:pPr>
+        <w:pStyle w:val="Heading4"/>
         <w:spacing w:before="120" w:after="80"/>
       </w:pPr>
       <w:r>
@@ -36732,6 +36936,7 @@
           <w:rFonts w:ascii="Times New Roman" w:hAnsi="Times New Roman" w:eastAsia="微软雅黑"/>
           <w:b/>
           <w:i w:val="0"/>
+          <w:color w:val="1F3964"/>
           <w:sz w:val="24"/>
         </w:rPr>
         <w:t>8.4.3 Mesh vs Tree 拓扑</w:t>
@@ -36909,6 +37114,7 @@
     </w:p>
     <w:p>
       <w:pPr>
+        <w:pStyle w:val="Heading3"/>
         <w:spacing w:before="120" w:after="80"/>
       </w:pPr>
       <w:r>
@@ -37306,6 +37512,7 @@
     </w:p>
     <w:p>
       <w:pPr>
+        <w:pStyle w:val="Heading3"/>
         <w:spacing w:before="120" w:after="80"/>
       </w:pPr>
       <w:r>
@@ -37823,6 +38030,7 @@
     </w:p>
     <w:p>
       <w:pPr>
+        <w:pStyle w:val="Heading3"/>
         <w:spacing w:before="120" w:after="80"/>
       </w:pPr>
       <w:r>
@@ -38120,6 +38328,7 @@
     </w:p>
     <w:p>
       <w:pPr>
+        <w:pStyle w:val="Heading2"/>
         <w:spacing w:before="200" w:after="80"/>
       </w:pPr>
       <w:r>
@@ -38945,7 +39154,7 @@
       <w:outlineLvl w:val="0"/>
     </w:pPr>
     <w:rPr>
-      <w:rFonts w:asciiTheme="majorHAnsi" w:eastAsiaTheme="majorEastAsia" w:hAnsiTheme="majorHAnsi" w:cstheme="majorBidi"/>
+      <w:rFonts w:asciiTheme="majorHAnsi" w:eastAsiaTheme="majorEastAsia" w:hAnsiTheme="majorHAnsi" w:cstheme="majorBidi" w:eastAsia="微软雅黑"/>
       <w:b/>
       <w:bCs/>
       <w:color w:val="365F91" w:themeColor="accent1" w:themeShade="BF"/>
@@ -38969,7 +39178,7 @@
       <w:outlineLvl w:val="1"/>
     </w:pPr>
     <w:rPr>
-      <w:rFonts w:asciiTheme="majorHAnsi" w:eastAsiaTheme="majorEastAsia" w:hAnsiTheme="majorHAnsi" w:cstheme="majorBidi"/>
+      <w:rFonts w:asciiTheme="majorHAnsi" w:eastAsiaTheme="majorEastAsia" w:hAnsiTheme="majorHAnsi" w:cstheme="majorBidi" w:eastAsia="微软雅黑"/>
       <w:b/>
       <w:bCs/>
       <w:color w:val="4F81BD" w:themeColor="accent1"/>
@@ -38993,7 +39202,7 @@
       <w:outlineLvl w:val="2"/>
     </w:pPr>
     <w:rPr>
-      <w:rFonts w:asciiTheme="majorHAnsi" w:eastAsiaTheme="majorEastAsia" w:hAnsiTheme="majorHAnsi" w:cstheme="majorBidi"/>
+      <w:rFonts w:asciiTheme="majorHAnsi" w:eastAsiaTheme="majorEastAsia" w:hAnsiTheme="majorHAnsi" w:cstheme="majorBidi" w:eastAsia="微软雅黑"/>
       <w:b/>
       <w:bCs/>
       <w:color w:val="4F81BD" w:themeColor="accent1"/>
@@ -39016,7 +39225,7 @@
       <w:outlineLvl w:val="3"/>
     </w:pPr>
     <w:rPr>
-      <w:rFonts w:asciiTheme="majorHAnsi" w:eastAsiaTheme="majorEastAsia" w:hAnsiTheme="majorHAnsi" w:cstheme="majorBidi"/>
+      <w:rFonts w:asciiTheme="majorHAnsi" w:eastAsiaTheme="majorEastAsia" w:hAnsiTheme="majorHAnsi" w:cstheme="majorBidi" w:eastAsia="微软雅黑"/>
       <w:b/>
       <w:bCs/>
       <w:i/>
@@ -39041,7 +39250,7 @@
       <w:outlineLvl w:val="4"/>
     </w:pPr>
     <w:rPr>
-      <w:rFonts w:asciiTheme="majorHAnsi" w:eastAsiaTheme="majorEastAsia" w:hAnsiTheme="majorHAnsi" w:cstheme="majorBidi"/>
+      <w:rFonts w:asciiTheme="majorHAnsi" w:eastAsiaTheme="majorEastAsia" w:hAnsiTheme="majorHAnsi" w:cstheme="majorBidi" w:eastAsia="微软雅黑"/>
       <w:color w:val="243F60" w:themeColor="accent1" w:themeShade="7F"/>
     </w:rPr>
   </w:style>
@@ -39062,7 +39271,7 @@
       <w:outlineLvl w:val="5"/>
     </w:pPr>
     <w:rPr>
-      <w:rFonts w:asciiTheme="majorHAnsi" w:eastAsiaTheme="majorEastAsia" w:hAnsiTheme="majorHAnsi" w:cstheme="majorBidi"/>
+      <w:rFonts w:asciiTheme="majorHAnsi" w:eastAsiaTheme="majorEastAsia" w:hAnsiTheme="majorHAnsi" w:cstheme="majorBidi" w:eastAsia="微软雅黑"/>
       <w:i/>
       <w:iCs/>
       <w:color w:val="243F60" w:themeColor="accent1" w:themeShade="7F"/>

--- a/01-foundations/notes/02_L4-L8_注意力替代_MoE_GPU系统_Triton.docx
+++ b/01-foundations/notes/02_L4-L8_注意力替代_MoE_GPU系统_Triton.docx
@@ -58,7 +58,7 @@
           <w:rFonts w:ascii="Times New Roman" w:hAnsi="Times New Roman" w:eastAsia="微软雅黑"/>
           <w:b/>
           <w:i w:val="0"/>
-          <w:color w:val="1F3964"/>
+          <w:color w:val="4E7EBA"/>
           <w:sz w:val="32"/>
         </w:rPr>
         <w:t>写在前面</w:t>
@@ -136,7 +136,7 @@
           <w:rFonts w:ascii="Times New Roman" w:hAnsi="Times New Roman" w:eastAsia="微软雅黑"/>
           <w:b/>
           <w:i w:val="0"/>
-          <w:color w:val="1F3964"/>
+          <w:color w:val="4E7EBA"/>
           <w:sz w:val="27"/>
         </w:rPr>
         <w:t>前置知识</w:t>
@@ -276,7 +276,7 @@
           <w:rFonts w:ascii="Times New Roman" w:hAnsi="Times New Roman" w:eastAsia="微软雅黑"/>
           <w:b/>
           <w:i w:val="0"/>
-          <w:color w:val="1F3964"/>
+          <w:color w:val="4E7EBA"/>
           <w:sz w:val="32"/>
         </w:rPr>
         <w:t>第四讲：注意力替代方案与混合专家模型（MoE）</w:t>
@@ -292,7 +292,7 @@
           <w:rFonts w:ascii="Times New Roman" w:hAnsi="Times New Roman" w:eastAsia="微软雅黑"/>
           <w:b/>
           <w:i w:val="0"/>
-          <w:color w:val="1F3964"/>
+          <w:color w:val="4E7EBA"/>
           <w:sz w:val="27"/>
         </w:rPr>
         <w:t>4.0 前置知识：注意力的"痛点"是什么？</w:t>
@@ -589,7 +589,7 @@
           <w:rFonts w:ascii="Times New Roman" w:hAnsi="Times New Roman" w:eastAsia="微软雅黑"/>
           <w:b/>
           <w:i w:val="0"/>
-          <w:color w:val="1F3964"/>
+          <w:color w:val="4E7EBA"/>
           <w:sz w:val="27"/>
         </w:rPr>
         <w:t>4.1 线性注意力：把二次方变成线性</w:t>
@@ -605,7 +605,7 @@
           <w:rFonts w:ascii="Times New Roman" w:hAnsi="Times New Roman" w:eastAsia="微软雅黑"/>
           <w:b/>
           <w:i w:val="0"/>
-          <w:color w:val="1F3964"/>
+          <w:color w:val="4E7EBA"/>
           <w:sz w:val="24"/>
         </w:rPr>
         <w:t>4.1.1 核心思想：换个计算顺序</w:t>
@@ -891,7 +891,7 @@
           <w:rFonts w:ascii="Times New Roman" w:hAnsi="Times New Roman" w:eastAsia="微软雅黑"/>
           <w:b/>
           <w:i w:val="0"/>
-          <w:color w:val="1F3964"/>
+          <w:color w:val="4E7EBA"/>
           <w:sz w:val="24"/>
         </w:rPr>
         <w:t>4.1.2 但是……softmax 怎么办？</w:t>
@@ -1048,7 +1048,7 @@
           <w:rFonts w:ascii="Times New Roman" w:hAnsi="Times New Roman" w:eastAsia="微软雅黑"/>
           <w:b/>
           <w:i w:val="0"/>
-          <w:color w:val="1F3964"/>
+          <w:color w:val="4E7EBA"/>
           <w:sz w:val="24"/>
         </w:rPr>
         <w:t>4.1.3 线性注意力的"隐藏技能"：RNN 形式</w:t>
@@ -1334,7 +1334,7 @@
           <w:rFonts w:ascii="Times New Roman" w:hAnsi="Times New Roman" w:eastAsia="微软雅黑"/>
           <w:b/>
           <w:i w:val="0"/>
-          <w:color w:val="1F3964"/>
+          <w:color w:val="4E7EBA"/>
           <w:sz w:val="27"/>
         </w:rPr>
         <w:t>4.2 从线性注意力到 Mamba-2</w:t>
@@ -1392,7 +1392,7 @@
           <w:rFonts w:ascii="Times New Roman" w:hAnsi="Times New Roman" w:eastAsia="微软雅黑"/>
           <w:b/>
           <w:i w:val="0"/>
-          <w:color w:val="1F3964"/>
+          <w:color w:val="4E7EBA"/>
           <w:sz w:val="24"/>
         </w:rPr>
         <w:t>4.2.1 Mamba-2：加个门控</w:t>
@@ -1692,7 +1692,7 @@
           <w:rFonts w:ascii="Times New Roman" w:hAnsi="Times New Roman" w:eastAsia="微软雅黑"/>
           <w:b/>
           <w:i w:val="0"/>
-          <w:color w:val="1F3964"/>
+          <w:color w:val="4E7EBA"/>
           <w:sz w:val="24"/>
         </w:rPr>
         <w:t>4.2.2 Gated Delta Net：更进一步的门控</w:t>
@@ -1960,7 +1960,7 @@
           <w:rFonts w:ascii="Times New Roman" w:hAnsi="Times New Roman" w:eastAsia="微软雅黑"/>
           <w:b/>
           <w:i w:val="0"/>
-          <w:color w:val="1F3964"/>
+          <w:color w:val="4E7EBA"/>
           <w:sz w:val="24"/>
         </w:rPr>
         <w:t>4.2.3 混合架构：线性 + 标准注意力</w:t>
@@ -2222,7 +2222,7 @@
           <w:rFonts w:ascii="Times New Roman" w:hAnsi="Times New Roman" w:eastAsia="微软雅黑"/>
           <w:b/>
           <w:i w:val="0"/>
-          <w:color w:val="1F3964"/>
+          <w:color w:val="4E7EBA"/>
           <w:sz w:val="27"/>
         </w:rPr>
         <w:t>4.3 稀疏注意力：只看该看的</w:t>
@@ -2298,7 +2298,7 @@
           <w:rFonts w:ascii="Times New Roman" w:hAnsi="Times New Roman" w:eastAsia="微软雅黑"/>
           <w:b/>
           <w:i w:val="0"/>
-          <w:color w:val="1F3964"/>
+          <w:color w:val="4E7EBA"/>
           <w:sz w:val="24"/>
         </w:rPr>
         <w:t>4.3.1 滑动窗口注意力</w:t>
@@ -2488,7 +2488,7 @@
           <w:rFonts w:ascii="Times New Roman" w:hAnsi="Times New Roman" w:eastAsia="微软雅黑"/>
           <w:b/>
           <w:i w:val="0"/>
-          <w:color w:val="1F3964"/>
+          <w:color w:val="4E7EBA"/>
           <w:sz w:val="24"/>
         </w:rPr>
         <w:t>4.3.2 DeepSeek Sparse Attention（DSA）</w:t>
@@ -2708,7 +2708,7 @@
           <w:rFonts w:ascii="Times New Roman" w:hAnsi="Times New Roman" w:eastAsia="微软雅黑"/>
           <w:b/>
           <w:i w:val="0"/>
-          <w:color w:val="1F3964"/>
+          <w:color w:val="4E7EBA"/>
           <w:sz w:val="27"/>
         </w:rPr>
         <w:t>4.4 混合专家模型（MoE）：让专家各司其职</w:t>
@@ -2770,7 +2770,7 @@
           <w:rFonts w:ascii="Times New Roman" w:hAnsi="Times New Roman" w:eastAsia="微软雅黑"/>
           <w:b/>
           <w:i w:val="0"/>
-          <w:color w:val="1F3964"/>
+          <w:color w:val="4E7EBA"/>
           <w:sz w:val="24"/>
         </w:rPr>
         <w:t>4.4.1 什么是 MoE？</w:t>
@@ -3026,7 +3026,7 @@
           <w:rFonts w:ascii="Times New Roman" w:hAnsi="Times New Roman" w:eastAsia="微软雅黑"/>
           <w:b/>
           <w:i w:val="0"/>
-          <w:color w:val="1F3964"/>
+          <w:color w:val="4E7EBA"/>
           <w:sz w:val="24"/>
         </w:rPr>
         <w:t>4.4.2 为什么 MoE 越来越流行？</w:t>
@@ -3462,7 +3462,7 @@
           <w:rFonts w:ascii="Times New Roman" w:hAnsi="Times New Roman" w:eastAsia="微软雅黑"/>
           <w:b/>
           <w:i w:val="0"/>
-          <w:color w:val="1F3964"/>
+          <w:color w:val="4E7EBA"/>
           <w:sz w:val="27"/>
         </w:rPr>
         <w:t>4.5 MoE 的核心问题：路由（Routing）</w:t>
@@ -3515,7 +3515,7 @@
           <w:rFonts w:ascii="Times New Roman" w:hAnsi="Times New Roman" w:eastAsia="微软雅黑"/>
           <w:b/>
           <w:i w:val="0"/>
-          <w:color w:val="1F3964"/>
+          <w:color w:val="4E7EBA"/>
           <w:sz w:val="24"/>
         </w:rPr>
         <w:t>4.5.1 Top-K 路由</w:t>
@@ -3845,7 +3845,7 @@
           <w:rFonts w:ascii="Times New Roman" w:hAnsi="Times New Roman" w:eastAsia="微软雅黑"/>
           <w:b/>
           <w:i w:val="0"/>
-          <w:color w:val="1F3964"/>
+          <w:color w:val="4E7EBA"/>
           <w:sz w:val="24"/>
         </w:rPr>
         <w:t>4.5.2 共享专家</w:t>
@@ -4083,7 +4083,7 @@
           <w:rFonts w:ascii="Times New Roman" w:hAnsi="Times New Roman" w:eastAsia="微软雅黑"/>
           <w:b/>
           <w:i w:val="0"/>
-          <w:color w:val="1F3964"/>
+          <w:color w:val="4E7EBA"/>
           <w:sz w:val="24"/>
         </w:rPr>
         <w:t>4.5.3 细粒度专家</w:t>
@@ -4189,7 +4189,7 @@
           <w:rFonts w:ascii="Times New Roman" w:hAnsi="Times New Roman" w:eastAsia="微软雅黑"/>
           <w:b/>
           <w:i w:val="0"/>
-          <w:color w:val="1F3964"/>
+          <w:color w:val="4E7EBA"/>
           <w:sz w:val="27"/>
         </w:rPr>
         <w:t>4.6 MoE 的训练难题</w:t>
@@ -4219,7 +4219,7 @@
           <w:rFonts w:ascii="Times New Roman" w:hAnsi="Times New Roman" w:eastAsia="微软雅黑"/>
           <w:b/>
           <w:i w:val="0"/>
-          <w:color w:val="1F3964"/>
+          <w:color w:val="4E7EBA"/>
           <w:sz w:val="24"/>
         </w:rPr>
         <w:t>4.6.1 问题一：路由不可微</w:t>
@@ -4577,7 +4577,7 @@
           <w:rFonts w:ascii="Times New Roman" w:hAnsi="Times New Roman" w:eastAsia="微软雅黑"/>
           <w:b/>
           <w:i w:val="0"/>
-          <w:color w:val="1F3964"/>
+          <w:color w:val="4E7EBA"/>
           <w:sz w:val="24"/>
         </w:rPr>
         <w:t>4.6.2 问题二：负载均衡</w:t>
@@ -4815,7 +4815,7 @@
           <w:rFonts w:ascii="Times New Roman" w:hAnsi="Times New Roman" w:eastAsia="微软雅黑"/>
           <w:b/>
           <w:i w:val="0"/>
-          <w:color w:val="1F3964"/>
+          <w:color w:val="4E7EBA"/>
           <w:sz w:val="27"/>
         </w:rPr>
         <w:t>4.7 MoE 的其他问题</w:t>
@@ -4831,7 +4831,7 @@
           <w:rFonts w:ascii="Times New Roman" w:hAnsi="Times New Roman" w:eastAsia="微软雅黑"/>
           <w:b/>
           <w:i w:val="0"/>
-          <w:color w:val="1F3964"/>
+          <w:color w:val="4E7EBA"/>
           <w:sz w:val="24"/>
         </w:rPr>
         <w:t>4.7.1 稳定性问题</w:t>
@@ -4951,7 +4951,7 @@
           <w:rFonts w:ascii="Times New Roman" w:hAnsi="Times New Roman" w:eastAsia="微软雅黑"/>
           <w:b/>
           <w:i w:val="0"/>
-          <w:color w:val="1F3964"/>
+          <w:color w:val="4E7EBA"/>
           <w:sz w:val="24"/>
         </w:rPr>
         <w:t>4.7.2 微调问题</w:t>
@@ -5057,7 +5057,7 @@
           <w:rFonts w:ascii="Times New Roman" w:hAnsi="Times New Roman" w:eastAsia="微软雅黑"/>
           <w:b/>
           <w:i w:val="0"/>
-          <w:color w:val="1F3964"/>
+          <w:color w:val="4E7EBA"/>
           <w:sz w:val="24"/>
         </w:rPr>
         <w:t>4.7.3 随机性问题</w:t>
@@ -5179,7 +5179,7 @@
           <w:rFonts w:ascii="Times New Roman" w:hAnsi="Times New Roman" w:eastAsia="微软雅黑"/>
           <w:b/>
           <w:i w:val="0"/>
-          <w:color w:val="1F3964"/>
+          <w:color w:val="4E7EBA"/>
           <w:sz w:val="27"/>
         </w:rPr>
         <w:t>4.8 Upcycling：把稠密模型变成 MoE</w:t>
@@ -5551,7 +5551,7 @@
           <w:rFonts w:ascii="Times New Roman" w:hAnsi="Times New Roman" w:eastAsia="微软雅黑"/>
           <w:b/>
           <w:i w:val="0"/>
-          <w:color w:val="1F3964"/>
+          <w:color w:val="4E7EBA"/>
           <w:sz w:val="27"/>
         </w:rPr>
         <w:t>4.9 案例：DeepSeek MoE 系列</w:t>
@@ -5581,7 +5581,7 @@
           <w:rFonts w:ascii="Times New Roman" w:hAnsi="Times New Roman" w:eastAsia="微软雅黑"/>
           <w:b/>
           <w:i w:val="0"/>
-          <w:color w:val="1F3964"/>
+          <w:color w:val="4E7EBA"/>
           <w:sz w:val="24"/>
         </w:rPr>
         <w:t>DeepSeek V1</w:t>
@@ -5693,7 +5693,7 @@
           <w:rFonts w:ascii="Times New Roman" w:hAnsi="Times New Roman" w:eastAsia="微软雅黑"/>
           <w:b/>
           <w:i w:val="0"/>
-          <w:color w:val="1F3964"/>
+          <w:color w:val="4E7EBA"/>
           <w:sz w:val="24"/>
         </w:rPr>
         <w:t>DeepSeek V2</w:t>
@@ -5805,7 +5805,7 @@
           <w:rFonts w:ascii="Times New Roman" w:hAnsi="Times New Roman" w:eastAsia="微软雅黑"/>
           <w:b/>
           <w:i w:val="0"/>
-          <w:color w:val="1F3964"/>
+          <w:color w:val="4E7EBA"/>
           <w:sz w:val="24"/>
         </w:rPr>
         <w:t>DeepSeek V3</w:t>
@@ -5931,7 +5931,7 @@
           <w:rFonts w:ascii="Times New Roman" w:hAnsi="Times New Roman" w:eastAsia="微软雅黑"/>
           <w:b/>
           <w:i w:val="0"/>
-          <w:color w:val="1F3964"/>
+          <w:color w:val="4E7EBA"/>
           <w:sz w:val="27"/>
         </w:rPr>
         <w:t>4.10 Bonus：MLA 和 MTP</w:t>
@@ -5961,7 +5961,7 @@
           <w:rFonts w:ascii="Times New Roman" w:hAnsi="Times New Roman" w:eastAsia="微软雅黑"/>
           <w:b/>
           <w:i w:val="0"/>
-          <w:color w:val="1F3964"/>
+          <w:color w:val="4E7EBA"/>
           <w:sz w:val="24"/>
         </w:rPr>
         <w:t>4.10.1 MLA（Multi-head Latent Attention）</w:t>
@@ -6175,7 +6175,7 @@
           <w:rFonts w:ascii="Times New Roman" w:hAnsi="Times New Roman" w:eastAsia="微软雅黑"/>
           <w:b/>
           <w:i w:val="0"/>
-          <w:color w:val="1F3964"/>
+          <w:color w:val="4E7EBA"/>
           <w:sz w:val="24"/>
         </w:rPr>
         <w:t>4.10.2 MTP（Multi-Token Prediction）</w:t>
@@ -6447,7 +6447,7 @@
           <w:rFonts w:ascii="Times New Roman" w:hAnsi="Times New Roman" w:eastAsia="微软雅黑"/>
           <w:b/>
           <w:i w:val="0"/>
-          <w:color w:val="1F3964"/>
+          <w:color w:val="4E7EBA"/>
           <w:sz w:val="27"/>
         </w:rPr>
         <w:t>4.11 本讲小结</w:t>
@@ -6745,7 +6745,7 @@
           <w:rFonts w:ascii="Times New Roman" w:hAnsi="Times New Roman" w:eastAsia="微软雅黑"/>
           <w:b/>
           <w:i w:val="0"/>
-          <w:color w:val="1F3964"/>
+          <w:color w:val="4E7EBA"/>
           <w:sz w:val="27"/>
         </w:rPr>
         <w:t>4.12 小白常见问题 Q&amp;A</w:t>
@@ -7169,7 +7169,7 @@
           <w:rFonts w:ascii="Times New Roman" w:hAnsi="Times New Roman" w:eastAsia="微软雅黑"/>
           <w:b/>
           <w:i w:val="0"/>
-          <w:color w:val="1F3964"/>
+          <w:color w:val="4E7EBA"/>
           <w:sz w:val="27"/>
         </w:rPr>
         <w:t>4.13 学习路线图</w:t>
@@ -7491,7 +7491,7 @@
           <w:rFonts w:ascii="Times New Roman" w:hAnsi="Times New Roman" w:eastAsia="微软雅黑"/>
           <w:b/>
           <w:i w:val="0"/>
-          <w:color w:val="1F3964"/>
+          <w:color w:val="4E7EBA"/>
           <w:sz w:val="32"/>
         </w:rPr>
         <w:t>第五讲：GPU 系统与性能优化</w:t>
@@ -7507,7 +7507,7 @@
           <w:rFonts w:ascii="Times New Roman" w:hAnsi="Times New Roman" w:eastAsia="微软雅黑"/>
           <w:b/>
           <w:i w:val="0"/>
-          <w:color w:val="1F3964"/>
+          <w:color w:val="4E7EBA"/>
           <w:sz w:val="27"/>
         </w:rPr>
         <w:t>5.0 前置知识：GPU 到底是什么？</w:t>
@@ -7957,7 +7957,7 @@
           <w:rFonts w:ascii="Times New Roman" w:hAnsi="Times New Roman" w:eastAsia="微软雅黑"/>
           <w:b/>
           <w:i w:val="0"/>
-          <w:color w:val="1F3964"/>
+          <w:color w:val="4E7EBA"/>
           <w:sz w:val="27"/>
         </w:rPr>
         <w:t>5.1 GPU 的内部结构</w:t>
@@ -7973,7 +7973,7 @@
           <w:rFonts w:ascii="Times New Roman" w:hAnsi="Times New Roman" w:eastAsia="微软雅黑"/>
           <w:b/>
           <w:i w:val="0"/>
-          <w:color w:val="1F3964"/>
+          <w:color w:val="4E7EBA"/>
           <w:sz w:val="24"/>
         </w:rPr>
         <w:t>5.1.1 计算单元：SM 和 SP</w:t>
@@ -8332,7 +8332,7 @@
           <w:rFonts w:ascii="Times New Roman" w:hAnsi="Times New Roman" w:eastAsia="微软雅黑"/>
           <w:b/>
           <w:i w:val="0"/>
-          <w:color w:val="1F3964"/>
+          <w:color w:val="4E7EBA"/>
           <w:sz w:val="24"/>
         </w:rPr>
         <w:t>5.1.2 内存层次结构：离得越近越快</w:t>
@@ -9037,7 +9037,7 @@
           <w:rFonts w:ascii="Times New Roman" w:hAnsi="Times New Roman" w:eastAsia="微软雅黑"/>
           <w:b/>
           <w:i w:val="0"/>
-          <w:color w:val="1F3964"/>
+          <w:color w:val="4E7EBA"/>
           <w:sz w:val="27"/>
         </w:rPr>
         <w:t>5.2 GPU 的执行模型</w:t>
@@ -9053,7 +9053,7 @@
           <w:rFonts w:ascii="Times New Roman" w:hAnsi="Times New Roman" w:eastAsia="微软雅黑"/>
           <w:b/>
           <w:i w:val="0"/>
-          <w:color w:val="1F3964"/>
+          <w:color w:val="4E7EBA"/>
           <w:sz w:val="24"/>
         </w:rPr>
         <w:t>5.2.1 线程、块、网格</w:t>
@@ -9463,7 +9463,7 @@
           <w:rFonts w:ascii="Times New Roman" w:hAnsi="Times New Roman" w:eastAsia="微软雅黑"/>
           <w:b/>
           <w:i w:val="0"/>
-          <w:color w:val="1F3964"/>
+          <w:color w:val="4E7EBA"/>
           <w:sz w:val="24"/>
         </w:rPr>
         <w:t>5.2.2 Warp：32 个线程一组</w:t>
@@ -9705,7 +9705,7 @@
           <w:rFonts w:ascii="Times New Roman" w:hAnsi="Times New Roman" w:eastAsia="微软雅黑"/>
           <w:b/>
           <w:i w:val="0"/>
-          <w:color w:val="1F3964"/>
+          <w:color w:val="4E7EBA"/>
           <w:sz w:val="24"/>
         </w:rPr>
         <w:t>5.2.3 控制分支：为什么 if-else 可能很慢？</w:t>
@@ -9997,7 +9997,7 @@
           <w:rFonts w:ascii="Times New Roman" w:hAnsi="Times New Roman" w:eastAsia="微软雅黑"/>
           <w:b/>
           <w:i w:val="0"/>
-          <w:color w:val="1F3964"/>
+          <w:color w:val="4E7EBA"/>
           <w:sz w:val="27"/>
         </w:rPr>
         <w:t>5.3 Roofline 模型：怎么判断程序快不快？</w:t>
@@ -10027,7 +10027,7 @@
           <w:rFonts w:ascii="Times New Roman" w:hAnsi="Times New Roman" w:eastAsia="微软雅黑"/>
           <w:b/>
           <w:i w:val="0"/>
-          <w:color w:val="1F3964"/>
+          <w:color w:val="4E7EBA"/>
           <w:sz w:val="24"/>
         </w:rPr>
         <w:t>5.3.1 两种瓶颈</w:t>
@@ -10220,7 +10220,7 @@
           <w:rFonts w:ascii="Times New Roman" w:hAnsi="Times New Roman" w:eastAsia="微软雅黑"/>
           <w:b/>
           <w:i w:val="0"/>
-          <w:color w:val="1F3964"/>
+          <w:color w:val="4E7EBA"/>
           <w:sz w:val="24"/>
         </w:rPr>
         <w:t>5.3.2 Roofline 图</w:t>
@@ -10597,7 +10597,7 @@
           <w:rFonts w:ascii="Times New Roman" w:hAnsi="Times New Roman" w:eastAsia="微软雅黑"/>
           <w:b/>
           <w:i w:val="0"/>
-          <w:color w:val="1F3964"/>
+          <w:color w:val="4E7EBA"/>
           <w:sz w:val="27"/>
         </w:rPr>
         <w:t>5.4 GPU 性能优化的六大技巧</w:t>
@@ -10627,7 +10627,7 @@
           <w:rFonts w:ascii="Times New Roman" w:hAnsi="Times New Roman" w:eastAsia="微软雅黑"/>
           <w:b/>
           <w:i w:val="0"/>
-          <w:color w:val="1F3964"/>
+          <w:color w:val="4E7EBA"/>
           <w:sz w:val="24"/>
         </w:rPr>
         <w:t>5.4.1 技巧一：低精度计算</w:t>
@@ -11136,7 +11136,7 @@
           <w:rFonts w:ascii="Times New Roman" w:hAnsi="Times New Roman" w:eastAsia="微软雅黑"/>
           <w:b/>
           <w:i w:val="0"/>
-          <w:color w:val="1F3964"/>
+          <w:color w:val="4E7EBA"/>
           <w:sz w:val="24"/>
         </w:rPr>
         <w:t>5.4.2 技巧二：算子融合（Operator Fusion）</w:t>
@@ -11599,7 +11599,7 @@
           <w:rFonts w:ascii="Times New Roman" w:hAnsi="Times New Roman" w:eastAsia="微软雅黑"/>
           <w:b/>
           <w:i w:val="0"/>
-          <w:color w:val="1F3964"/>
+          <w:color w:val="4E7EBA"/>
           <w:sz w:val="24"/>
         </w:rPr>
         <w:t>5.4.3 技巧三：重计算（Recomputation）</w:t>
@@ -11841,7 +11841,7 @@
           <w:rFonts w:ascii="Times New Roman" w:hAnsi="Times New Roman" w:eastAsia="微软雅黑"/>
           <w:b/>
           <w:i w:val="0"/>
-          <w:color w:val="1F3964"/>
+          <w:color w:val="4E7EBA"/>
           <w:sz w:val="24"/>
         </w:rPr>
         <w:t>5.4.4 技巧四：内存合并（Memory Coalescing）</w:t>
@@ -12051,7 +12051,7 @@
           <w:rFonts w:ascii="Times New Roman" w:hAnsi="Times New Roman" w:eastAsia="微软雅黑"/>
           <w:b/>
           <w:i w:val="0"/>
-          <w:color w:val="1F3964"/>
+          <w:color w:val="4E7EBA"/>
           <w:sz w:val="24"/>
         </w:rPr>
         <w:t>5.4.5 技巧五：分块（Tiling）</w:t>
@@ -12475,7 +12475,7 @@
           <w:rFonts w:ascii="Times New Roman" w:hAnsi="Times New Roman" w:eastAsia="微软雅黑"/>
           <w:b/>
           <w:i w:val="0"/>
-          <w:color w:val="1F3964"/>
+          <w:color w:val="4E7EBA"/>
           <w:sz w:val="24"/>
         </w:rPr>
         <w:t>5.4.6 技巧六：提高占用率（Occupancy）</w:t>
@@ -12799,7 +12799,7 @@
           <w:rFonts w:ascii="Times New Roman" w:hAnsi="Times New Roman" w:eastAsia="微软雅黑"/>
           <w:b/>
           <w:i w:val="0"/>
-          <w:color w:val="1F3964"/>
+          <w:color w:val="4E7EBA"/>
           <w:sz w:val="27"/>
         </w:rPr>
         <w:t>5.5 案例分析：FlashAttention</w:t>
@@ -12861,7 +12861,7 @@
           <w:rFonts w:ascii="Times New Roman" w:hAnsi="Times New Roman" w:eastAsia="微软雅黑"/>
           <w:b/>
           <w:i w:val="0"/>
-          <w:color w:val="1F3964"/>
+          <w:color w:val="4E7EBA"/>
           <w:sz w:val="24"/>
         </w:rPr>
         <w:t>5.5.1 标准注意力的问题</w:t>
@@ -12991,7 +12991,7 @@
           <w:rFonts w:ascii="Times New Roman" w:hAnsi="Times New Roman" w:eastAsia="微软雅黑"/>
           <w:b/>
           <w:i w:val="0"/>
-          <w:color w:val="1F3964"/>
+          <w:color w:val="4E7EBA"/>
           <w:sz w:val="24"/>
         </w:rPr>
         <w:t>5.5.2 FlashAttention 的思路</w:t>
@@ -13508,7 +13508,7 @@
           <w:rFonts w:ascii="Times New Roman" w:hAnsi="Times New Roman" w:eastAsia="微软雅黑"/>
           <w:b/>
           <w:i w:val="0"/>
-          <w:color w:val="1F3964"/>
+          <w:color w:val="4E7EBA"/>
           <w:sz w:val="27"/>
         </w:rPr>
         <w:t>5.6 本讲小结</w:t>
@@ -13922,7 +13922,7 @@
           <w:rFonts w:ascii="Times New Roman" w:hAnsi="Times New Roman" w:eastAsia="微软雅黑"/>
           <w:b/>
           <w:i w:val="0"/>
-          <w:color w:val="1F3964"/>
+          <w:color w:val="4E7EBA"/>
           <w:sz w:val="27"/>
         </w:rPr>
         <w:t>5.7 小白常见问题 Q&amp;A</w:t>
@@ -14343,7 +14343,7 @@
           <w:rFonts w:ascii="Times New Roman" w:hAnsi="Times New Roman" w:eastAsia="微软雅黑"/>
           <w:b/>
           <w:i w:val="0"/>
-          <w:color w:val="1F3964"/>
+          <w:color w:val="4E7EBA"/>
           <w:sz w:val="27"/>
         </w:rPr>
         <w:t>5.8 学习路线图</w:t>
@@ -14665,7 +14665,7 @@
           <w:rFonts w:ascii="Times New Roman" w:hAnsi="Times New Roman" w:eastAsia="微软雅黑"/>
           <w:b/>
           <w:i w:val="0"/>
-          <w:color w:val="1F3964"/>
+          <w:color w:val="4E7EBA"/>
           <w:sz w:val="32"/>
         </w:rPr>
         <w:t>第六讲：Triton 编程与性能调优</w:t>
@@ -14681,7 +14681,7 @@
           <w:rFonts w:ascii="Times New Roman" w:hAnsi="Times New Roman" w:eastAsia="微软雅黑"/>
           <w:b/>
           <w:i w:val="0"/>
-          <w:color w:val="1F3964"/>
+          <w:color w:val="4E7EBA"/>
           <w:sz w:val="27"/>
         </w:rPr>
         <w:t>6.0 前置知识：为什么要学 Triton？</w:t>
@@ -15057,7 +15057,7 @@
           <w:rFonts w:ascii="Times New Roman" w:hAnsi="Times New Roman" w:eastAsia="微软雅黑"/>
           <w:b/>
           <w:i w:val="0"/>
-          <w:color w:val="1F3964"/>
+          <w:color w:val="4E7EBA"/>
           <w:sz w:val="27"/>
         </w:rPr>
         <w:t>6.1 GPU 硬件回顾：三代 GPU 对比</w:t>
@@ -16054,7 +16054,7 @@
           <w:rFonts w:ascii="Times New Roman" w:hAnsi="Times New Roman" w:eastAsia="微软雅黑"/>
           <w:b/>
           <w:i w:val="0"/>
-          <w:color w:val="1F3964"/>
+          <w:color w:val="4E7EBA"/>
           <w:sz w:val="27"/>
         </w:rPr>
         <w:t>6.2 编程模型：Thread、Block、Grid</w:t>
@@ -16526,7 +16526,7 @@
           <w:rFonts w:ascii="Times New Roman" w:hAnsi="Times New Roman" w:eastAsia="微软雅黑"/>
           <w:b/>
           <w:i w:val="0"/>
-          <w:color w:val="1F3964"/>
+          <w:color w:val="4E7EBA"/>
           <w:sz w:val="27"/>
         </w:rPr>
         <w:t>6.3 硬件细节：影响性能的关键因素</w:t>
@@ -16556,7 +16556,7 @@
           <w:rFonts w:ascii="Times New Roman" w:hAnsi="Times New Roman" w:eastAsia="微软雅黑"/>
           <w:b/>
           <w:i w:val="0"/>
-          <w:color w:val="1F3964"/>
+          <w:color w:val="4E7EBA"/>
           <w:sz w:val="24"/>
         </w:rPr>
         <w:t>6.3.1 Warp 和控制分支</w:t>
@@ -16689,7 +16689,7 @@
           <w:rFonts w:ascii="Times New Roman" w:hAnsi="Times New Roman" w:eastAsia="微软雅黑"/>
           <w:b/>
           <w:i w:val="0"/>
-          <w:color w:val="1F3964"/>
+          <w:color w:val="4E7EBA"/>
           <w:sz w:val="24"/>
         </w:rPr>
         <w:t>6.3.2 Warp 占用率（Occupancy）</w:t>
@@ -17222,7 +17222,7 @@
           <w:rFonts w:ascii="Times New Roman" w:hAnsi="Times New Roman" w:eastAsia="微软雅黑"/>
           <w:b/>
           <w:i w:val="0"/>
-          <w:color w:val="1F3964"/>
+          <w:color w:val="4E7EBA"/>
           <w:sz w:val="24"/>
         </w:rPr>
         <w:t>6.3.3 Bank 冲突（Bank Conflicts）</w:t>
@@ -17512,7 +17512,7 @@
           <w:rFonts w:ascii="Times New Roman" w:hAnsi="Times New Roman" w:eastAsia="微软雅黑"/>
           <w:b/>
           <w:i w:val="0"/>
-          <w:color w:val="1F3964"/>
+          <w:color w:val="4E7EBA"/>
           <w:sz w:val="24"/>
         </w:rPr>
         <w:t>6.3.4 内存合并（Memory Coalescing）</w:t>
@@ -17627,7 +17627,7 @@
           <w:rFonts w:ascii="Times New Roman" w:hAnsi="Times New Roman" w:eastAsia="微软雅黑"/>
           <w:b/>
           <w:i w:val="0"/>
-          <w:color w:val="1F3964"/>
+          <w:color w:val="4E7EBA"/>
           <w:sz w:val="24"/>
         </w:rPr>
         <w:t>6.3.5 块占用率（Block Occupancy）</w:t>
@@ -17906,7 +17906,7 @@
           <w:rFonts w:ascii="Times New Roman" w:hAnsi="Times New Roman" w:eastAsia="微软雅黑"/>
           <w:b/>
           <w:i w:val="0"/>
-          <w:color w:val="1F3964"/>
+          <w:color w:val="4E7EBA"/>
           <w:sz w:val="27"/>
         </w:rPr>
         <w:t>6.4 Benchmarking 和 Profiling</w:t>
@@ -17968,7 +17968,7 @@
           <w:rFonts w:ascii="Times New Roman" w:hAnsi="Times New Roman" w:eastAsia="微软雅黑"/>
           <w:b/>
           <w:i w:val="0"/>
-          <w:color w:val="1F3964"/>
+          <w:color w:val="4E7EBA"/>
           <w:sz w:val="24"/>
         </w:rPr>
         <w:t>6.4.1 Benchmarking（基准测试）</w:t>
@@ -18310,7 +18310,7 @@
           <w:rFonts w:ascii="Times New Roman" w:hAnsi="Times New Roman" w:eastAsia="微软雅黑"/>
           <w:b/>
           <w:i w:val="0"/>
-          <w:color w:val="1F3964"/>
+          <w:color w:val="4E7EBA"/>
           <w:sz w:val="24"/>
         </w:rPr>
         <w:t>6.4.2 Profiling（性能分析）</w:t>
@@ -18671,7 +18671,7 @@
           <w:rFonts w:ascii="Times New Roman" w:hAnsi="Times New Roman" w:eastAsia="微软雅黑"/>
           <w:b/>
           <w:i w:val="0"/>
-          <w:color w:val="1F3964"/>
+          <w:color w:val="4E7EBA"/>
           <w:sz w:val="27"/>
         </w:rPr>
         <w:t>6.5 Triton 入门：从简单例子开始</w:t>
@@ -18701,7 +18701,7 @@
           <w:rFonts w:ascii="Times New Roman" w:hAnsi="Times New Roman" w:eastAsia="微软雅黑"/>
           <w:b/>
           <w:i w:val="0"/>
-          <w:color w:val="1F3964"/>
+          <w:color w:val="4E7EBA"/>
           <w:sz w:val="24"/>
         </w:rPr>
         <w:t>6.5.1 例子一：GeLU（逐元素操作）</w:t>
@@ -19483,7 +19483,7 @@
           <w:rFonts w:ascii="Times New Roman" w:hAnsi="Times New Roman" w:eastAsia="微软雅黑"/>
           <w:b/>
           <w:i w:val="0"/>
-          <w:color w:val="1F3964"/>
+          <w:color w:val="4E7EBA"/>
           <w:sz w:val="24"/>
         </w:rPr>
         <w:t>6.5.2 例子二：Softmax（归约操作）</w:t>
@@ -20189,7 +20189,7 @@
           <w:rFonts w:ascii="Times New Roman" w:hAnsi="Times New Roman" w:eastAsia="微软雅黑"/>
           <w:b/>
           <w:i w:val="0"/>
-          <w:color w:val="1F3964"/>
+          <w:color w:val="4E7EBA"/>
           <w:sz w:val="24"/>
         </w:rPr>
         <w:t>6.5.3 例子三：行求和（分块归约）</w:t>
@@ -20640,7 +20640,7 @@
           <w:rFonts w:ascii="Times New Roman" w:hAnsi="Times New Roman" w:eastAsia="微软雅黑"/>
           <w:b/>
           <w:i w:val="0"/>
-          <w:color w:val="1F3964"/>
+          <w:color w:val="4E7EBA"/>
           <w:sz w:val="27"/>
         </w:rPr>
         <w:t>6.6 进阶例子：分块矩阵乘法</w:t>
@@ -20702,7 +20702,7 @@
           <w:rFonts w:ascii="Times New Roman" w:hAnsi="Times New Roman" w:eastAsia="微软雅黑"/>
           <w:b/>
           <w:i w:val="0"/>
-          <w:color w:val="1F3964"/>
+          <w:color w:val="4E7EBA"/>
           <w:sz w:val="24"/>
         </w:rPr>
         <w:t>6.6.1 朴素矩阵乘法的问题</w:t>
@@ -20818,7 +20818,7 @@
           <w:rFonts w:ascii="Times New Roman" w:hAnsi="Times New Roman" w:eastAsia="微软雅黑"/>
           <w:b/>
           <w:i w:val="0"/>
-          <w:color w:val="1F3964"/>
+          <w:color w:val="4E7EBA"/>
           <w:sz w:val="24"/>
         </w:rPr>
         <w:t>6.6.2 分块的思路</w:t>
@@ -20958,7 +20958,7 @@
           <w:rFonts w:ascii="Times New Roman" w:hAnsi="Times New Roman" w:eastAsia="微软雅黑"/>
           <w:b/>
           <w:i w:val="0"/>
-          <w:color w:val="1F3964"/>
+          <w:color w:val="4E7EBA"/>
           <w:sz w:val="24"/>
         </w:rPr>
         <w:t>6.6.3 Triton 实现的大致结构</w:t>
@@ -21824,7 +21824,7 @@
           <w:rFonts w:ascii="Times New Roman" w:hAnsi="Times New Roman" w:eastAsia="微软雅黑"/>
           <w:b/>
           <w:i w:val="0"/>
-          <w:color w:val="1F3964"/>
+          <w:color w:val="4E7EBA"/>
           <w:sz w:val="24"/>
         </w:rPr>
         <w:t>6.6.4 额外优化：算子融合</w:t>
@@ -22001,7 +22001,7 @@
           <w:rFonts w:ascii="Times New Roman" w:hAnsi="Times New Roman" w:eastAsia="微软雅黑"/>
           <w:b/>
           <w:i w:val="0"/>
-          <w:color w:val="1F3964"/>
+          <w:color w:val="4E7EBA"/>
           <w:sz w:val="27"/>
         </w:rPr>
         <w:t>6.7 本讲小结</w:t>
@@ -22447,7 +22447,7 @@
           <w:rFonts w:ascii="Times New Roman" w:hAnsi="Times New Roman" w:eastAsia="微软雅黑"/>
           <w:b/>
           <w:i w:val="0"/>
-          <w:color w:val="1F3964"/>
+          <w:color w:val="4E7EBA"/>
           <w:sz w:val="27"/>
         </w:rPr>
         <w:t>6.8 小白常见问题 Q&amp;A</w:t>
@@ -22799,7 +22799,7 @@
           <w:rFonts w:ascii="Times New Roman" w:hAnsi="Times New Roman" w:eastAsia="微软雅黑"/>
           <w:b/>
           <w:i w:val="0"/>
-          <w:color w:val="1F3964"/>
+          <w:color w:val="4E7EBA"/>
           <w:sz w:val="27"/>
         </w:rPr>
         <w:t>6.9 学习路线图</w:t>
@@ -23145,7 +23145,7 @@
           <w:rFonts w:ascii="Times New Roman" w:hAnsi="Times New Roman" w:eastAsia="微软雅黑"/>
           <w:b/>
           <w:i w:val="0"/>
-          <w:color w:val="1F3964"/>
+          <w:color w:val="4E7EBA"/>
           <w:sz w:val="32"/>
         </w:rPr>
         <w:t>第七讲：多 GPU 并行训练基础</w:t>
@@ -23161,7 +23161,7 @@
           <w:rFonts w:ascii="Times New Roman" w:hAnsi="Times New Roman" w:eastAsia="微软雅黑"/>
           <w:b/>
           <w:i w:val="0"/>
-          <w:color w:val="1F3964"/>
+          <w:color w:val="4E7EBA"/>
           <w:sz w:val="27"/>
         </w:rPr>
         <w:t>7.0 前置知识：为什么需要多张 GPU？</w:t>
@@ -23485,7 +23485,7 @@
           <w:rFonts w:ascii="Times New Roman" w:hAnsi="Times New Roman" w:eastAsia="微软雅黑"/>
           <w:b/>
           <w:i w:val="0"/>
-          <w:color w:val="1F3964"/>
+          <w:color w:val="4E7EBA"/>
           <w:sz w:val="27"/>
         </w:rPr>
         <w:t>7.1 内存层次的扩展：从单卡到多卡</w:t>
@@ -23831,7 +23831,7 @@
           <w:rFonts w:ascii="Times New Roman" w:hAnsi="Times New Roman" w:eastAsia="微软雅黑"/>
           <w:b/>
           <w:i w:val="0"/>
-          <w:color w:val="1F3964"/>
+          <w:color w:val="4E7EBA"/>
           <w:sz w:val="27"/>
         </w:rPr>
         <w:t>7.2 集体操作：分布式编程的基本积木</w:t>
@@ -23925,7 +23925,7 @@
           <w:rFonts w:ascii="Times New Roman" w:hAnsi="Times New Roman" w:eastAsia="微软雅黑"/>
           <w:b/>
           <w:i w:val="0"/>
-          <w:color w:val="1F3964"/>
+          <w:color w:val="4E7EBA"/>
           <w:sz w:val="24"/>
         </w:rPr>
         <w:t>7.2.1 基础操作：Broadcast、Scatter、Gather、Reduce</w:t>
@@ -24943,7 +24943,7 @@
           <w:rFonts w:ascii="Times New Roman" w:hAnsi="Times New Roman" w:eastAsia="微软雅黑"/>
           <w:b/>
           <w:i w:val="0"/>
-          <w:color w:val="1F3964"/>
+          <w:color w:val="4E7EBA"/>
           <w:sz w:val="24"/>
         </w:rPr>
         <w:t>7.2.2 进阶操作：All-Gather、Reduce-Scatter、All-Reduce</w:t>
@@ -25811,7 +25811,7 @@
           <w:rFonts w:ascii="Times New Roman" w:hAnsi="Times New Roman" w:eastAsia="微软雅黑"/>
           <w:b/>
           <w:i w:val="0"/>
-          <w:color w:val="1F3964"/>
+          <w:color w:val="4E7EBA"/>
           <w:sz w:val="24"/>
         </w:rPr>
         <w:t>7.2.3 最灵活的操作：All-to-All</w:t>
@@ -26153,7 +26153,7 @@
           <w:rFonts w:ascii="Times New Roman" w:hAnsi="Times New Roman" w:eastAsia="微软雅黑"/>
           <w:b/>
           <w:i w:val="0"/>
-          <w:color w:val="1F3964"/>
+          <w:color w:val="4E7EBA"/>
           <w:sz w:val="27"/>
         </w:rPr>
         <w:t>7.3 硬件：GPU 之间怎么连？</w:t>
@@ -26183,7 +26183,7 @@
           <w:rFonts w:ascii="Times New Roman" w:hAnsi="Times New Roman" w:eastAsia="微软雅黑"/>
           <w:b/>
           <w:i w:val="0"/>
-          <w:color w:val="1F3964"/>
+          <w:color w:val="4E7EBA"/>
           <w:sz w:val="24"/>
         </w:rPr>
         <w:t>7.3.1 节点内：PCIe → NVLink</w:t>
@@ -26501,7 +26501,7 @@
           <w:rFonts w:ascii="Times New Roman" w:hAnsi="Times New Roman" w:eastAsia="微软雅黑"/>
           <w:b/>
           <w:i w:val="0"/>
-          <w:color w:val="1F3964"/>
+          <w:color w:val="4E7EBA"/>
           <w:sz w:val="24"/>
         </w:rPr>
         <w:t>7.3.2 节点间：Ethernet → Infiniband</w:t>
@@ -26857,7 +26857,7 @@
           <w:rFonts w:ascii="Times New Roman" w:hAnsi="Times New Roman" w:eastAsia="微软雅黑"/>
           <w:b/>
           <w:i w:val="0"/>
-          <w:color w:val="1F3964"/>
+          <w:color w:val="4E7EBA"/>
           <w:sz w:val="24"/>
         </w:rPr>
         <w:t>7.3.3 NCCL：通信的"翻译官"</w:t>
@@ -27085,7 +27085,7 @@
           <w:rFonts w:ascii="Times New Roman" w:hAnsi="Times New Roman" w:eastAsia="微软雅黑"/>
           <w:b/>
           <w:i w:val="0"/>
-          <w:color w:val="1F3964"/>
+          <w:color w:val="4E7EBA"/>
           <w:sz w:val="27"/>
         </w:rPr>
         <w:t>7.4 分布式训练策略：三种基本方式</w:t>
@@ -27242,7 +27242,7 @@
           <w:rFonts w:ascii="Times New Roman" w:hAnsi="Times New Roman" w:eastAsia="微软雅黑"/>
           <w:b/>
           <w:i w:val="0"/>
-          <w:color w:val="1F3964"/>
+          <w:color w:val="4E7EBA"/>
           <w:sz w:val="24"/>
         </w:rPr>
         <w:t>7.4.1 数据并行（Data Parallelism / DDP）</w:t>
@@ -27754,7 +27754,7 @@
           <w:rFonts w:ascii="Times New Roman" w:hAnsi="Times New Roman" w:eastAsia="微软雅黑"/>
           <w:b/>
           <w:i w:val="0"/>
-          <w:color w:val="1F3964"/>
+          <w:color w:val="4E7EBA"/>
           <w:sz w:val="24"/>
         </w:rPr>
         <w:t>7.4.2 张量并行（Tensor Parallelism）</w:t>
@@ -28339,7 +28339,7 @@
           <w:rFonts w:ascii="Times New Roman" w:hAnsi="Times New Roman" w:eastAsia="微软雅黑"/>
           <w:b/>
           <w:i w:val="0"/>
-          <w:color w:val="1F3964"/>
+          <w:color w:val="4E7EBA"/>
           <w:sz w:val="24"/>
         </w:rPr>
         <w:t>7.4.3 流水线并行（Pipeline Parallelism）</w:t>
@@ -29172,7 +29172,7 @@
           <w:rFonts w:ascii="Times New Roman" w:hAnsi="Times New Roman" w:eastAsia="微软雅黑"/>
           <w:b/>
           <w:i w:val="0"/>
-          <w:color w:val="1F3964"/>
+          <w:color w:val="4E7EBA"/>
           <w:sz w:val="24"/>
         </w:rPr>
         <w:t>7.4.4 三种方式的对比</w:t>
@@ -29949,7 +29949,7 @@
           <w:rFonts w:ascii="Times New Roman" w:hAnsi="Times New Roman" w:eastAsia="微软雅黑"/>
           <w:b/>
           <w:i w:val="0"/>
-          <w:color w:val="1F3964"/>
+          <w:color w:val="4E7EBA"/>
           <w:sz w:val="27"/>
         </w:rPr>
         <w:t>7.5 本讲小结</w:t>
@@ -30261,7 +30261,7 @@
           <w:rFonts w:ascii="Times New Roman" w:hAnsi="Times New Roman" w:eastAsia="微软雅黑"/>
           <w:b/>
           <w:i w:val="0"/>
-          <w:color w:val="1F3964"/>
+          <w:color w:val="4E7EBA"/>
           <w:sz w:val="27"/>
         </w:rPr>
         <w:t>7.6 小白常见问题 Q&amp;A</w:t>
@@ -30803,7 +30803,7 @@
           <w:rFonts w:ascii="Times New Roman" w:hAnsi="Times New Roman" w:eastAsia="微软雅黑"/>
           <w:b/>
           <w:i w:val="0"/>
-          <w:color w:val="1F3964"/>
+          <w:color w:val="4E7EBA"/>
           <w:sz w:val="27"/>
         </w:rPr>
         <w:t>7.7 学习路线图</w:t>
@@ -31077,7 +31077,7 @@
           <w:rFonts w:ascii="Times New Roman" w:hAnsi="Times New Roman" w:eastAsia="微软雅黑"/>
           <w:b/>
           <w:i w:val="0"/>
-          <w:color w:val="1F3964"/>
+          <w:color w:val="4E7EBA"/>
           <w:sz w:val="32"/>
         </w:rPr>
         <w:t>第八讲：并行训练进阶 — ZeRO 与大规模训练</w:t>
@@ -31093,7 +31093,7 @@
           <w:rFonts w:ascii="Times New Roman" w:hAnsi="Times New Roman" w:eastAsia="微软雅黑"/>
           <w:b/>
           <w:i w:val="0"/>
-          <w:color w:val="1F3964"/>
+          <w:color w:val="4E7EBA"/>
           <w:sz w:val="27"/>
         </w:rPr>
         <w:t>8.0 前置知识：数据并行的内存问题</w:t>
@@ -31493,7 +31493,7 @@
           <w:rFonts w:ascii="Times New Roman" w:hAnsi="Times New Roman" w:eastAsia="微软雅黑"/>
           <w:b/>
           <w:i w:val="0"/>
-          <w:color w:val="1F3964"/>
+          <w:color w:val="4E7EBA"/>
           <w:sz w:val="27"/>
         </w:rPr>
         <w:t>8.1 ZeRO：零冗余优化</w:t>
@@ -31847,7 +31847,7 @@
           <w:rFonts w:ascii="Times New Roman" w:hAnsi="Times New Roman" w:eastAsia="微软雅黑"/>
           <w:b/>
           <w:i w:val="0"/>
-          <w:color w:val="1F3964"/>
+          <w:color w:val="4E7EBA"/>
           <w:sz w:val="24"/>
         </w:rPr>
         <w:t>8.1.1 ZeRO Stage 1：优化器状态分片</w:t>
@@ -32524,7 +32524,7 @@
           <w:rFonts w:ascii="Times New Roman" w:hAnsi="Times New Roman" w:eastAsia="微软雅黑"/>
           <w:b/>
           <w:i w:val="0"/>
-          <w:color w:val="1F3964"/>
+          <w:color w:val="4E7EBA"/>
           <w:sz w:val="24"/>
         </w:rPr>
         <w:t>8.1.2 ZeRO Stage 2：梯度也分片</w:t>
@@ -32884,7 +32884,7 @@
           <w:rFonts w:ascii="Times New Roman" w:hAnsi="Times New Roman" w:eastAsia="微软雅黑"/>
           <w:b/>
           <w:i w:val="0"/>
-          <w:color w:val="1F3964"/>
+          <w:color w:val="4E7EBA"/>
           <w:sz w:val="24"/>
         </w:rPr>
         <w:t>8.1.3 ZeRO Stage 3：参数也分片（FSDP）</w:t>
@@ -33906,7 +33906,7 @@
           <w:rFonts w:ascii="Times New Roman" w:hAnsi="Times New Roman" w:eastAsia="微软雅黑"/>
           <w:b/>
           <w:i w:val="0"/>
-          <w:color w:val="1F3964"/>
+          <w:color w:val="4E7EBA"/>
           <w:sz w:val="24"/>
         </w:rPr>
         <w:t>8.1.4 ZeRO 三个阶段的对比</w:t>
@@ -34698,7 +34698,7 @@
           <w:rFonts w:ascii="Times New Roman" w:hAnsi="Times New Roman" w:eastAsia="微软雅黑"/>
           <w:b/>
           <w:i w:val="0"/>
-          <w:color w:val="1F3964"/>
+          <w:color w:val="4E7EBA"/>
           <w:sz w:val="27"/>
         </w:rPr>
         <w:t>8.2 其他并行方式</w:t>
@@ -34728,7 +34728,7 @@
           <w:rFonts w:ascii="Times New Roman" w:hAnsi="Times New Roman" w:eastAsia="微软雅黑"/>
           <w:b/>
           <w:i w:val="0"/>
-          <w:color w:val="1F3964"/>
+          <w:color w:val="4E7EBA"/>
           <w:sz w:val="24"/>
         </w:rPr>
         <w:t>8.2.1 序列并行（Sequence Parallelism）</w:t>
@@ -34900,7 +34900,7 @@
           <w:rFonts w:ascii="Times New Roman" w:hAnsi="Times New Roman" w:eastAsia="微软雅黑"/>
           <w:b/>
           <w:i w:val="0"/>
-          <w:color w:val="1F3964"/>
+          <w:color w:val="4E7EBA"/>
           <w:sz w:val="24"/>
         </w:rPr>
         <w:t>8.2.2 专家并行（Expert Parallelism）</w:t>
@@ -35138,7 +35138,7 @@
           <w:rFonts w:ascii="Times New Roman" w:hAnsi="Times New Roman" w:eastAsia="微软雅黑"/>
           <w:b/>
           <w:i w:val="0"/>
-          <w:color w:val="1F3964"/>
+          <w:color w:val="4E7EBA"/>
           <w:sz w:val="24"/>
         </w:rPr>
         <w:t>8.2.3 数据并行 + 模型并行的组合</w:t>
@@ -35413,7 +35413,7 @@
           <w:rFonts w:ascii="Times New Roman" w:hAnsi="Times New Roman" w:eastAsia="微软雅黑"/>
           <w:b/>
           <w:i w:val="0"/>
-          <w:color w:val="1F3964"/>
+          <w:color w:val="4E7EBA"/>
           <w:sz w:val="27"/>
         </w:rPr>
         <w:t>8.3 大规模训练的挑战</w:t>
@@ -35443,7 +35443,7 @@
           <w:rFonts w:ascii="Times New Roman" w:hAnsi="Times New Roman" w:eastAsia="微软雅黑"/>
           <w:b/>
           <w:i w:val="0"/>
-          <w:color w:val="1F3964"/>
+          <w:color w:val="4E7EBA"/>
           <w:sz w:val="24"/>
         </w:rPr>
         <w:t>8.3.1 稳定性</w:t>
@@ -35761,7 +35761,7 @@
           <w:rFonts w:ascii="Times New Roman" w:hAnsi="Times New Roman" w:eastAsia="微软雅黑"/>
           <w:b/>
           <w:i w:val="0"/>
-          <w:color w:val="1F3964"/>
+          <w:color w:val="4E7EBA"/>
           <w:sz w:val="24"/>
         </w:rPr>
         <w:t>8.3.2 检查点（Checkpointing）</w:t>
@@ -35937,7 +35937,7 @@
           <w:rFonts w:ascii="Times New Roman" w:hAnsi="Times New Roman" w:eastAsia="微软雅黑"/>
           <w:b/>
           <w:i w:val="0"/>
-          <w:color w:val="1F3964"/>
+          <w:color w:val="4E7EBA"/>
           <w:sz w:val="24"/>
         </w:rPr>
         <w:t>8.3.3 故障恢复</w:t>
@@ -36099,7 +36099,7 @@
           <w:rFonts w:ascii="Times New Roman" w:hAnsi="Times New Roman" w:eastAsia="微软雅黑"/>
           <w:b/>
           <w:i w:val="0"/>
-          <w:color w:val="1F3964"/>
+          <w:color w:val="4E7EBA"/>
           <w:sz w:val="24"/>
         </w:rPr>
         <w:t>8.3.4 成本</w:t>
@@ -36325,7 +36325,7 @@
           <w:rFonts w:ascii="Times New Roman" w:hAnsi="Times New Roman" w:eastAsia="微软雅黑"/>
           <w:b/>
           <w:i w:val="0"/>
-          <w:color w:val="1F3964"/>
+          <w:color w:val="4E7EBA"/>
           <w:sz w:val="27"/>
         </w:rPr>
         <w:t>8.4 TPU vs GPU：网络架构的差异</w:t>
@@ -36355,7 +36355,7 @@
           <w:rFonts w:ascii="Times New Roman" w:hAnsi="Times New Roman" w:eastAsia="微软雅黑"/>
           <w:b/>
           <w:i w:val="0"/>
-          <w:color w:val="1F3964"/>
+          <w:color w:val="4E7EBA"/>
           <w:sz w:val="24"/>
         </w:rPr>
         <w:t>8.4.1 TPU 的环形网格（Toroidal Mesh）</w:t>
@@ -36650,7 +36650,7 @@
           <w:rFonts w:ascii="Times New Roman" w:hAnsi="Times New Roman" w:eastAsia="微软雅黑"/>
           <w:b/>
           <w:i w:val="0"/>
-          <w:color w:val="1F3964"/>
+          <w:color w:val="4E7EBA"/>
           <w:sz w:val="24"/>
         </w:rPr>
         <w:t>8.4.2 GPU 的全互联（All-to-All）</w:t>
@@ -36936,7 +36936,7 @@
           <w:rFonts w:ascii="Times New Roman" w:hAnsi="Times New Roman" w:eastAsia="微软雅黑"/>
           <w:b/>
           <w:i w:val="0"/>
-          <w:color w:val="1F3964"/>
+          <w:color w:val="4E7EBA"/>
           <w:sz w:val="24"/>
         </w:rPr>
         <w:t>8.4.3 Mesh vs Tree 拓扑</w:t>
@@ -37122,7 +37122,7 @@
           <w:rFonts w:ascii="Times New Roman" w:hAnsi="Times New Roman" w:eastAsia="微软雅黑"/>
           <w:b/>
           <w:i w:val="0"/>
-          <w:color w:val="1F3964"/>
+          <w:color w:val="4E7EBA"/>
           <w:sz w:val="27"/>
         </w:rPr>
         <w:t>8.5 本讲小结</w:t>
@@ -37520,7 +37520,7 @@
           <w:rFonts w:ascii="Times New Roman" w:hAnsi="Times New Roman" w:eastAsia="微软雅黑"/>
           <w:b/>
           <w:i w:val="0"/>
-          <w:color w:val="1F3964"/>
+          <w:color w:val="4E7EBA"/>
           <w:sz w:val="27"/>
         </w:rPr>
         <w:t>8.6 小白常见问题 Q&amp;A</w:t>
@@ -38038,7 +38038,7 @@
           <w:rFonts w:ascii="Times New Roman" w:hAnsi="Times New Roman" w:eastAsia="微软雅黑"/>
           <w:b/>
           <w:i w:val="0"/>
-          <w:color w:val="1F3964"/>
+          <w:color w:val="4E7EBA"/>
           <w:sz w:val="27"/>
         </w:rPr>
         <w:t>8.7 学习路线图</w:t>
@@ -38336,7 +38336,7 @@
           <w:rFonts w:ascii="Times New Roman" w:hAnsi="Times New Roman" w:eastAsia="微软雅黑"/>
           <w:b/>
           <w:i w:val="0"/>
-          <w:color w:val="1F3964"/>
+          <w:color w:val="4E7EBA"/>
           <w:sz w:val="32"/>
         </w:rPr>
         <w:t>模块小结：系统与并行（L4-L8）</w:t>
@@ -39157,7 +39157,7 @@
       <w:rFonts w:asciiTheme="majorHAnsi" w:eastAsiaTheme="majorEastAsia" w:hAnsiTheme="majorHAnsi" w:cstheme="majorBidi" w:eastAsia="微软雅黑"/>
       <w:b/>
       <w:bCs/>
-      <w:color w:val="365F91" w:themeColor="accent1" w:themeShade="BF"/>
+      <w:color w:val="4E7EBA"/>
       <w:sz w:val="28"/>
       <w:szCs w:val="28"/>
     </w:rPr>
@@ -39181,7 +39181,7 @@
       <w:rFonts w:asciiTheme="majorHAnsi" w:eastAsiaTheme="majorEastAsia" w:hAnsiTheme="majorHAnsi" w:cstheme="majorBidi" w:eastAsia="微软雅黑"/>
       <w:b/>
       <w:bCs/>
-      <w:color w:val="4F81BD" w:themeColor="accent1"/>
+      <w:color w:val="4E7EBA"/>
       <w:sz w:val="26"/>
       <w:szCs w:val="26"/>
     </w:rPr>
@@ -39205,7 +39205,7 @@
       <w:rFonts w:asciiTheme="majorHAnsi" w:eastAsiaTheme="majorEastAsia" w:hAnsiTheme="majorHAnsi" w:cstheme="majorBidi" w:eastAsia="微软雅黑"/>
       <w:b/>
       <w:bCs/>
-      <w:color w:val="4F81BD" w:themeColor="accent1"/>
+      <w:color w:val="4E7EBA"/>
     </w:rPr>
   </w:style>
   <w:style w:type="paragraph" w:styleId="Heading4">
@@ -39230,7 +39230,7 @@
       <w:bCs/>
       <w:i/>
       <w:iCs/>
-      <w:color w:val="4F81BD" w:themeColor="accent1"/>
+      <w:color w:val="4E7EBA"/>
     </w:rPr>
   </w:style>
   <w:style w:type="paragraph" w:styleId="Heading5">
